--- a/resumes/development.docx
+++ b/resumes/development.docx
@@ -320,7 +320,7 @@
           <w:sz w:val="21"/>
           <w:szCs w:val="21"/>
         </w:rPr>
-        <w:t xml:space="preserve">Owning a database-backed tool end-to-end, from schema design through query logic, that lets users selectively pull statistics for individual games, players, and teams. Implementing SQL-driven backend query logic in Python to eliminate manual data-gathering for end users. Stack: Python, SQL.</w:t>
+        <w:t xml:space="preserve">Owning a database-backed tool end-to-end, from requirements through schema design and query logic, that lets users selectively pull statistics for individual games, players, and teams. Implementing and testing SQL-driven backend query logic in Python to eliminate manual data-gathering for end users. Stack: Python, SQL.</w:t>
       </w:r>
     </w:p>
     <w:p>
@@ -351,7 +351,7 @@
           <w:sz w:val="21"/>
           <w:szCs w:val="21"/>
         </w:rPr>
-        <w:t xml:space="preserve">Built a file-processing script that scans an input folder, parses MacOS "locked" metadata, duplicates matching files, strips the metadata, and moves copies into a target folder.</w:t>
+        <w:t xml:space="preserve">Built a file-processing script that scans an input folder, parses MacOS "locked" metadata on camera image files, duplicates matching files, strips the metadata, and moves copies into a target folder.</w:t>
       </w:r>
     </w:p>
     <w:p>

--- a/resumes/development.docx
+++ b/resumes/development.docx
@@ -351,7 +351,7 @@
           <w:sz w:val="21"/>
           <w:szCs w:val="21"/>
         </w:rPr>
-        <w:t xml:space="preserve">Built a file-processing script that scans an input folder, parses MacOS "locked" metadata on camera image files, duplicates matching files, strips the metadata, and moves copies into a target folder.</w:t>
+        <w:t xml:space="preserve">Built a file-processing pipeline for camera image files that scans an input folder, parses MacOS "locked" metadata, duplicates matching files, strips the metadata, and moves copies into a target folder.</w:t>
       </w:r>
     </w:p>
     <w:p>

--- a/resumes/development.docx
+++ b/resumes/development.docx
@@ -192,7 +192,7 @@
           <w:sz w:val="21"/>
           <w:szCs w:val="21"/>
         </w:rPr>
-        <w:t xml:space="preserve">C++, Python, React.js, JavaScript, Node.js, C, HTML, SQL, R-Studio, Arduino</w:t>
+        <w:t xml:space="preserve">C++, C, Python, React.js, JavaScript, Node.js, HTML, SQL, R-Studio, Arduino</w:t>
       </w:r>
     </w:p>
     <w:p>
@@ -351,7 +351,7 @@
           <w:sz w:val="21"/>
           <w:szCs w:val="21"/>
         </w:rPr>
-        <w:t xml:space="preserve">Built a file-processing pipeline for camera image files that scans an input folder, parses MacOS "locked" metadata, duplicates matching files, strips the metadata, and moves copies into a target folder.</w:t>
+        <w:t xml:space="preserve">Built a file-processing pipeline for camera image files at the systems level — scanning an input folder, parsing MacOS "locked" metadata, duplicating matching files, stripping the metadata, and moving copies into a target folder.</w:t>
       </w:r>
     </w:p>
     <w:p>

--- a/resumes/development.docx
+++ b/resumes/development.docx
@@ -351,7 +351,7 @@
           <w:sz w:val="21"/>
           <w:szCs w:val="21"/>
         </w:rPr>
-        <w:t xml:space="preserve">Built a file-processing pipeline for camera image files at the systems level — scanning an input folder, parsing MacOS "locked" metadata, duplicating matching files, stripping the metadata, and moving copies into a target folder.</w:t>
+        <w:t xml:space="preserve">Built an image-processing pipeline for camera files at the systems level — scanning an input folder, parsing MacOS "locked" metadata, duplicating matching files, stripping the metadata, and moving copies into a target folder.</w:t>
       </w:r>
     </w:p>
     <w:p>

--- a/resumes/development.docx
+++ b/resumes/development.docx
@@ -320,7 +320,7 @@
           <w:sz w:val="21"/>
           <w:szCs w:val="21"/>
         </w:rPr>
-        <w:t xml:space="preserve">Owning a database-backed tool end-to-end, from requirements through schema design and query logic, that lets users selectively pull statistics for individual games, players, and teams. Implementing and testing SQL-driven backend query logic in Python to eliminate manual data-gathering for end users. Stack: Python, SQL.</w:t>
+        <w:t xml:space="preserve">Owning a database-backed reporting tool end-to-end, from requirements through schema design and query logic, that lets users selectively pull statistics for individual games, players, and teams. Implementing and testing SQL-driven backend query logic in Python to eliminate manual data-gathering for end users. Stack: Python, SQL.</w:t>
       </w:r>
     </w:p>
     <w:p>

--- a/resumes/development.docx
+++ b/resumes/development.docx
@@ -192,7 +192,7 @@
           <w:sz w:val="21"/>
           <w:szCs w:val="21"/>
         </w:rPr>
-        <w:t xml:space="preserve">C++, C, Python, React.js, JavaScript, Node.js, HTML, SQL, R-Studio, Arduino</w:t>
+        <w:t xml:space="preserve">C, C++, Python, React.js, JavaScript, Node.js, HTML, SQL, R-Studio, Arduino</w:t>
       </w:r>
     </w:p>
     <w:p>

--- a/resumes/development.docx
+++ b/resumes/development.docx
@@ -320,7 +320,7 @@
           <w:sz w:val="21"/>
           <w:szCs w:val="21"/>
         </w:rPr>
-        <w:t xml:space="preserve">Owning a database-backed reporting tool end-to-end, from requirements through schema design and query logic, that lets users selectively pull statistics for individual games, players, and teams. Implementing and testing SQL-driven backend query logic in Python to eliminate manual data-gathering for end users. Stack: Python, SQL.</w:t>
+        <w:t xml:space="preserve">Owning a database-backed reporting tool end-to-end, from requirements through schema design and query logic, that lets users selectively pull statistics for individual games, players, and teams. Implementing, testing, and maintaining SQL-driven backend query logic in Python to eliminate manual data-gathering for end users. Stack: Python, SQL.</w:t>
       </w:r>
     </w:p>
     <w:p>
@@ -351,7 +351,7 @@
           <w:sz w:val="21"/>
           <w:szCs w:val="21"/>
         </w:rPr>
-        <w:t xml:space="preserve">Built an image-processing pipeline for camera files at the systems level — scanning an input folder, parsing MacOS "locked" metadata, duplicating matching files, stripping the metadata, and moving copies into a target folder.</w:t>
+        <w:t xml:space="preserve">Built an automated image-processing pipeline for camera files at the systems level — scanning an input folder, parsing MacOS "locked" metadata, duplicating matching files, stripping the metadata, and moving copies into a target folder.</w:t>
       </w:r>
     </w:p>
     <w:p>

--- a/resumes/development.docx
+++ b/resumes/development.docx
@@ -4,7 +4,7 @@
   <w:body>
     <w:p>
       <w:pPr>
-        <w:spacing w:after="40"/>
+        <w:spacing w:after="40" w:before="0"/>
         <w:jc w:val="center"/>
       </w:pPr>
       <w:r>
@@ -23,12 +23,14 @@
         <w:pBdr>
           <w:bottom w:val="single" w:color="000000" w:sz="6" w:space="6"/>
         </w:pBdr>
-        <w:spacing w:after="100"/>
+        <w:spacing w:after="100" w:before="0"/>
         <w:jc w:val="center"/>
       </w:pPr>
       <w:r>
         <w:rPr>
           <w:rFonts w:ascii="Times New Roman" w:cs="Times New Roman" w:eastAsia="Times New Roman" w:hAnsi="Times New Roman"/>
+          <w:b w:val="false"/>
+          <w:bCs w:val="false"/>
           <w:sz w:val="18"/>
           <w:szCs w:val="18"/>
         </w:rPr>
@@ -37,9 +39,6 @@
     </w:p>
     <w:p>
       <w:pPr>
-        <w:pBdr>
-          <w:bottom w:val="none"/>
-        </w:pBdr>
         <w:spacing w:after="60" w:before="180"/>
       </w:pPr>
       <w:r>
@@ -47,7 +46,6 @@
           <w:rFonts w:ascii="Times New Roman" w:cs="Times New Roman" w:eastAsia="Times New Roman" w:hAnsi="Times New Roman"/>
           <w:b/>
           <w:bCs/>
-          <w:caps/>
           <w:sz w:val="21"/>
           <w:szCs w:val="21"/>
           <w:u w:val="single"/>
@@ -57,7 +55,7 @@
     </w:p>
     <w:p>
       <w:pPr>
-        <w:spacing w:after="20"/>
+        <w:spacing w:after="20" w:before="0"/>
       </w:pPr>
       <w:r>
         <w:rPr>
@@ -72,6 +70,8 @@
       <w:r>
         <w:rPr>
           <w:rFonts w:ascii="Times New Roman" w:cs="Times New Roman" w:eastAsia="Times New Roman" w:hAnsi="Times New Roman"/>
+          <w:b w:val="false"/>
+          <w:bCs w:val="false"/>
           <w:sz w:val="21"/>
           <w:szCs w:val="21"/>
         </w:rPr>
@@ -90,73 +90,58 @@
     </w:p>
     <w:p>
       <w:pPr>
-        <w:spacing w:after="20"/>
-        <w:ind w:left="270" w:hanging="180"/>
-      </w:pPr>
-      <w:r>
-        <w:rPr>
-          <w:rFonts w:ascii="Times New Roman" w:cs="Times New Roman" w:eastAsia="Times New Roman" w:hAnsi="Times New Roman"/>
-          <w:sz w:val="21"/>
-          <w:szCs w:val="21"/>
-        </w:rPr>
-        <w:t xml:space="preserve">- </w:t>
-      </w:r>
-      <w:r>
-        <w:rPr>
-          <w:rFonts w:ascii="Times New Roman" w:cs="Times New Roman" w:eastAsia="Times New Roman" w:hAnsi="Times New Roman"/>
-          <w:b/>
-          <w:bCs/>
-          <w:sz w:val="21"/>
-          <w:szCs w:val="21"/>
-        </w:rPr>
-        <w:t xml:space="preserve">GPA: </w:t>
-      </w:r>
-      <w:r>
-        <w:rPr>
-          <w:rFonts w:ascii="Times New Roman" w:cs="Times New Roman" w:eastAsia="Times New Roman" w:hAnsi="Times New Roman"/>
-          <w:sz w:val="21"/>
-          <w:szCs w:val="21"/>
-        </w:rPr>
-        <w:t xml:space="preserve">3.578</w:t>
-      </w:r>
-    </w:p>
-    <w:p>
-      <w:pPr>
-        <w:spacing w:after="20"/>
-        <w:ind w:left="270" w:hanging="180"/>
-      </w:pPr>
-      <w:r>
-        <w:rPr>
-          <w:rFonts w:ascii="Times New Roman" w:cs="Times New Roman" w:eastAsia="Times New Roman" w:hAnsi="Times New Roman"/>
-          <w:sz w:val="21"/>
-          <w:szCs w:val="21"/>
-        </w:rPr>
-        <w:t xml:space="preserve">- </w:t>
-      </w:r>
-      <w:r>
-        <w:rPr>
-          <w:rFonts w:ascii="Times New Roman" w:cs="Times New Roman" w:eastAsia="Times New Roman" w:hAnsi="Times New Roman"/>
-          <w:b/>
-          <w:bCs/>
-          <w:sz w:val="21"/>
-          <w:szCs w:val="21"/>
-        </w:rPr>
-        <w:t xml:space="preserve">Relevant Coursework: </w:t>
-      </w:r>
-      <w:r>
-        <w:rPr>
-          <w:rFonts w:ascii="Times New Roman" w:cs="Times New Roman" w:eastAsia="Times New Roman" w:hAnsi="Times New Roman"/>
-          <w:sz w:val="21"/>
-          <w:szCs w:val="21"/>
-        </w:rPr>
-        <w:t xml:space="preserve">Software Development: Full Stack, Computer Algorithms, Computer Systems, Design and Analysis of Database Systems</w:t>
-      </w:r>
-    </w:p>
-    <w:p>
-      <w:pPr>
-        <w:pBdr>
-          <w:bottom w:val="none"/>
-        </w:pBdr>
+        <w:spacing w:after="20" w:before="0"/>
+        <w:ind w:left="270"/>
+      </w:pPr>
+      <w:r>
+        <w:rPr>
+          <w:rFonts w:ascii="Times New Roman" w:cs="Times New Roman" w:eastAsia="Times New Roman" w:hAnsi="Times New Roman"/>
+          <w:b w:val="false"/>
+          <w:bCs w:val="false"/>
+          <w:sz w:val="21"/>
+          <w:szCs w:val="21"/>
+        </w:rPr>
+        <w:t xml:space="preserve">- </w:t>
+      </w:r>
+      <w:r>
+        <w:rPr>
+          <w:rFonts w:ascii="Times New Roman" w:cs="Times New Roman" w:eastAsia="Times New Roman" w:hAnsi="Times New Roman"/>
+          <w:b w:val="false"/>
+          <w:bCs w:val="false"/>
+          <w:sz w:val="21"/>
+          <w:szCs w:val="21"/>
+        </w:rPr>
+        <w:t xml:space="preserve">GPA: 3.578</w:t>
+      </w:r>
+    </w:p>
+    <w:p>
+      <w:pPr>
+        <w:spacing w:after="20" w:before="0"/>
+        <w:ind w:left="270"/>
+      </w:pPr>
+      <w:r>
+        <w:rPr>
+          <w:rFonts w:ascii="Times New Roman" w:cs="Times New Roman" w:eastAsia="Times New Roman" w:hAnsi="Times New Roman"/>
+          <w:b w:val="false"/>
+          <w:bCs w:val="false"/>
+          <w:sz w:val="21"/>
+          <w:szCs w:val="21"/>
+        </w:rPr>
+        <w:t xml:space="preserve">- </w:t>
+      </w:r>
+      <w:r>
+        <w:rPr>
+          <w:rFonts w:ascii="Times New Roman" w:cs="Times New Roman" w:eastAsia="Times New Roman" w:hAnsi="Times New Roman"/>
+          <w:b w:val="false"/>
+          <w:bCs w:val="false"/>
+          <w:sz w:val="21"/>
+          <w:szCs w:val="21"/>
+        </w:rPr>
+        <w:t xml:space="preserve">Relevant Coursework: Software Development: Full Stack, Computer Algorithms, Computer Systems, Design and Analysis of Database Systems</w:t>
+      </w:r>
+    </w:p>
+    <w:p>
+      <w:pPr>
         <w:spacing w:after="60" w:before="180"/>
       </w:pPr>
       <w:r>
@@ -164,7 +149,6 @@
           <w:rFonts w:ascii="Times New Roman" w:cs="Times New Roman" w:eastAsia="Times New Roman" w:hAnsi="Times New Roman"/>
           <w:b/>
           <w:bCs/>
-          <w:caps/>
           <w:sz w:val="21"/>
           <w:szCs w:val="21"/>
           <w:u w:val="single"/>
@@ -174,78 +158,81 @@
     </w:p>
     <w:p>
       <w:pPr>
-        <w:spacing w:after="20"/>
-      </w:pPr>
-      <w:r>
-        <w:rPr>
-          <w:rFonts w:ascii="Times New Roman" w:cs="Times New Roman" w:eastAsia="Times New Roman" w:hAnsi="Times New Roman"/>
-          <w:b/>
-          <w:bCs/>
-          <w:sz w:val="21"/>
-          <w:szCs w:val="21"/>
-        </w:rPr>
-        <w:t xml:space="preserve">Languages: </w:t>
-      </w:r>
-      <w:r>
-        <w:rPr>
-          <w:rFonts w:ascii="Times New Roman" w:cs="Times New Roman" w:eastAsia="Times New Roman" w:hAnsi="Times New Roman"/>
-          <w:sz w:val="21"/>
-          <w:szCs w:val="21"/>
-        </w:rPr>
-        <w:t xml:space="preserve">C, C++, Python, React.js, JavaScript, Node.js, HTML, SQL, R-Studio, Arduino</w:t>
-      </w:r>
-    </w:p>
-    <w:p>
-      <w:pPr>
-        <w:spacing w:after="20"/>
-      </w:pPr>
-      <w:r>
-        <w:rPr>
-          <w:rFonts w:ascii="Times New Roman" w:cs="Times New Roman" w:eastAsia="Times New Roman" w:hAnsi="Times New Roman"/>
-          <w:b/>
-          <w:bCs/>
-          <w:sz w:val="21"/>
-          <w:szCs w:val="21"/>
-        </w:rPr>
-        <w:t xml:space="preserve">Tools: </w:t>
-      </w:r>
-      <w:r>
-        <w:rPr>
-          <w:rFonts w:ascii="Times New Roman" w:cs="Times New Roman" w:eastAsia="Times New Roman" w:hAnsi="Times New Roman"/>
-          <w:sz w:val="21"/>
-          <w:szCs w:val="21"/>
-        </w:rPr>
-        <w:t xml:space="preserve">Azure DevOps, Docker, Postman, Salesforce, Microsoft Excel, MacOS, Windows OS, Adobe Suite, Google Suite, Asana</w:t>
-      </w:r>
-    </w:p>
-    <w:p>
-      <w:pPr>
-        <w:spacing w:after="20"/>
-      </w:pPr>
-      <w:r>
-        <w:rPr>
-          <w:rFonts w:ascii="Times New Roman" w:cs="Times New Roman" w:eastAsia="Times New Roman" w:hAnsi="Times New Roman"/>
-          <w:b/>
-          <w:bCs/>
-          <w:sz w:val="21"/>
-          <w:szCs w:val="21"/>
-        </w:rPr>
-        <w:t xml:space="preserve">Other Skills: </w:t>
-      </w:r>
-      <w:r>
-        <w:rPr>
-          <w:rFonts w:ascii="Times New Roman" w:cs="Times New Roman" w:eastAsia="Times New Roman" w:hAnsi="Times New Roman"/>
-          <w:sz w:val="21"/>
-          <w:szCs w:val="21"/>
-        </w:rPr>
-        <w:t xml:space="preserve">AI Prompt Engineering, Analytical Problem Solving, Project Management, Data Analysis</w:t>
-      </w:r>
-    </w:p>
-    <w:p>
-      <w:pPr>
-        <w:pBdr>
-          <w:bottom w:val="none"/>
-        </w:pBdr>
+        <w:spacing w:after="40" w:before="0"/>
+      </w:pPr>
+      <w:r>
+        <w:rPr>
+          <w:rFonts w:ascii="Times New Roman" w:cs="Times New Roman" w:eastAsia="Times New Roman" w:hAnsi="Times New Roman"/>
+          <w:b/>
+          <w:bCs/>
+          <w:sz w:val="21"/>
+          <w:szCs w:val="21"/>
+        </w:rPr>
+        <w:t xml:space="preserve">Languages:</w:t>
+      </w:r>
+      <w:r>
+        <w:rPr>
+          <w:rFonts w:ascii="Times New Roman" w:cs="Times New Roman" w:eastAsia="Times New Roman" w:hAnsi="Times New Roman"/>
+          <w:b w:val="false"/>
+          <w:bCs w:val="false"/>
+          <w:sz w:val="21"/>
+          <w:szCs w:val="21"/>
+        </w:rPr>
+        <w:t xml:space="preserve"> C, C++, Python, React.js, JavaScript, Node.js, HTML, SQL, R-Studio, Arduino</w:t>
+      </w:r>
+    </w:p>
+    <w:p>
+      <w:pPr>
+        <w:spacing w:after="40" w:before="0"/>
+      </w:pPr>
+      <w:r>
+        <w:rPr>
+          <w:rFonts w:ascii="Times New Roman" w:cs="Times New Roman" w:eastAsia="Times New Roman" w:hAnsi="Times New Roman"/>
+          <w:b/>
+          <w:bCs/>
+          <w:sz w:val="21"/>
+          <w:szCs w:val="21"/>
+        </w:rPr>
+        <w:t xml:space="preserve">Tools:</w:t>
+      </w:r>
+      <w:r>
+        <w:rPr>
+          <w:rFonts w:ascii="Times New Roman" w:cs="Times New Roman" w:eastAsia="Times New Roman" w:hAnsi="Times New Roman"/>
+          <w:b w:val="false"/>
+          <w:bCs w:val="false"/>
+          <w:sz w:val="21"/>
+          <w:szCs w:val="21"/>
+        </w:rPr>
+        <w:t xml:space="preserve"> Azure DevOps, Docker, Postman, Salesforce, Microsoft Excel, MacOS, Windows OS, Adobe Suite, Google Suite, Asana</w:t>
+      </w:r>
+    </w:p>
+    <w:p>
+      <w:pPr>
+        <w:spacing w:after="40" w:before="0"/>
+      </w:pPr>
+      <w:r>
+        <w:rPr>
+          <w:rFonts w:ascii="Times New Roman" w:cs="Times New Roman" w:eastAsia="Times New Roman" w:hAnsi="Times New Roman"/>
+          <w:b/>
+          <w:bCs/>
+          <w:sz w:val="21"/>
+          <w:szCs w:val="21"/>
+        </w:rPr>
+        <w:t xml:space="preserve">Other:</w:t>
+      </w:r>
+      <w:r>
+        <w:rPr>
+          <w:rFonts w:ascii="Times New Roman" w:cs="Times New Roman" w:eastAsia="Times New Roman" w:hAnsi="Times New Roman"/>
+          <w:b w:val="false"/>
+          <w:bCs w:val="false"/>
+          <w:sz w:val="21"/>
+          <w:szCs w:val="21"/>
+        </w:rPr>
+        <w:t xml:space="preserve"> AI Prompt Engineering, Analytical Problem Solving, Project Management, Data Analysis</w:t>
+      </w:r>
+    </w:p>
+    <w:p>
+      <w:pPr>
         <w:spacing w:after="60" w:before="180"/>
       </w:pPr>
       <w:r>
@@ -253,7 +240,6 @@
           <w:rFonts w:ascii="Times New Roman" w:cs="Times New Roman" w:eastAsia="Times New Roman" w:hAnsi="Times New Roman"/>
           <w:b/>
           <w:bCs/>
-          <w:caps/>
           <w:sz w:val="21"/>
           <w:szCs w:val="21"/>
           <w:u w:val="single"/>
@@ -263,7 +249,7 @@
     </w:p>
     <w:p>
       <w:pPr>
-        <w:spacing w:after="60"/>
+        <w:spacing w:after="60" w:before="0"/>
       </w:pPr>
       <w:r>
         <w:rPr>
@@ -278,6 +264,8 @@
       <w:r>
         <w:rPr>
           <w:rFonts w:ascii="Times New Roman" w:cs="Times New Roman" w:eastAsia="Times New Roman" w:hAnsi="Times New Roman"/>
+          <w:b w:val="false"/>
+          <w:bCs w:val="false"/>
           <w:sz w:val="21"/>
           <w:szCs w:val="21"/>
         </w:rPr>
@@ -286,15 +274,17 @@
       <w:r>
         <w:rPr>
           <w:rFonts w:ascii="Times New Roman" w:cs="Times New Roman" w:eastAsia="Times New Roman" w:hAnsi="Times New Roman"/>
-          <w:sz w:val="21"/>
-          <w:szCs w:val="21"/>
-        </w:rPr>
-        <w:t xml:space="preserve">Developed a full-stack software and photography portfolio using React.js, EmailJS, Cloudflare, and Firebase. Owned the project solo end-to-end — native CSS, deployment pipelines, and full account creation/modification, contact-via-email, and image submission functionality. Stack: JavaScript, CSS, HTML, SQL.</w:t>
-      </w:r>
-    </w:p>
-    <w:p>
-      <w:pPr>
-        <w:spacing w:after="60"/>
+          <w:b w:val="false"/>
+          <w:bCs w:val="false"/>
+          <w:sz w:val="21"/>
+          <w:szCs w:val="21"/>
+        </w:rPr>
+        <w:t xml:space="preserve">Developed and shipped a production full-stack web application — a software and photography portfolio — using React.js, EmailJS, Cloudflare, and Firebase. Owned the project solo end-to-end — native CSS, deployment pipelines, and full account creation/modification, contact-via-email, and image submission functionality. Stack: JavaScript, CSS, HTML, SQL.</w:t>
+      </w:r>
+    </w:p>
+    <w:p>
+      <w:pPr>
+        <w:spacing w:after="60" w:before="0"/>
       </w:pPr>
       <w:r>
         <w:rPr>
@@ -309,6 +299,8 @@
       <w:r>
         <w:rPr>
           <w:rFonts w:ascii="Times New Roman" w:cs="Times New Roman" w:eastAsia="Times New Roman" w:hAnsi="Times New Roman"/>
+          <w:b w:val="false"/>
+          <w:bCs w:val="false"/>
           <w:sz w:val="21"/>
           <w:szCs w:val="21"/>
         </w:rPr>
@@ -317,6 +309,8 @@
       <w:r>
         <w:rPr>
           <w:rFonts w:ascii="Times New Roman" w:cs="Times New Roman" w:eastAsia="Times New Roman" w:hAnsi="Times New Roman"/>
+          <w:b w:val="false"/>
+          <w:bCs w:val="false"/>
           <w:sz w:val="21"/>
           <w:szCs w:val="21"/>
         </w:rPr>
@@ -325,7 +319,7 @@
     </w:p>
     <w:p>
       <w:pPr>
-        <w:spacing w:after="60"/>
+        <w:spacing w:after="60" w:before="0"/>
       </w:pPr>
       <w:r>
         <w:rPr>
@@ -340,6 +334,8 @@
       <w:r>
         <w:rPr>
           <w:rFonts w:ascii="Times New Roman" w:cs="Times New Roman" w:eastAsia="Times New Roman" w:hAnsi="Times New Roman"/>
+          <w:b w:val="false"/>
+          <w:bCs w:val="false"/>
           <w:sz w:val="21"/>
           <w:szCs w:val="21"/>
         </w:rPr>
@@ -348,6 +344,8 @@
       <w:r>
         <w:rPr>
           <w:rFonts w:ascii="Times New Roman" w:cs="Times New Roman" w:eastAsia="Times New Roman" w:hAnsi="Times New Roman"/>
+          <w:b w:val="false"/>
+          <w:bCs w:val="false"/>
           <w:sz w:val="21"/>
           <w:szCs w:val="21"/>
         </w:rPr>
@@ -356,9 +354,6 @@
     </w:p>
     <w:p>
       <w:pPr>
-        <w:pBdr>
-          <w:bottom w:val="none"/>
-        </w:pBdr>
         <w:spacing w:after="60" w:before="180"/>
       </w:pPr>
       <w:r>
@@ -366,7 +361,6 @@
           <w:rFonts w:ascii="Times New Roman" w:cs="Times New Roman" w:eastAsia="Times New Roman" w:hAnsi="Times New Roman"/>
           <w:b/>
           <w:bCs/>
-          <w:caps/>
           <w:sz w:val="21"/>
           <w:szCs w:val="21"/>
           <w:u w:val="single"/>
@@ -379,7 +373,7 @@
         <w:tabs>
           <w:tab w:val="right" w:pos="9026"/>
         </w:tabs>
-        <w:spacing w:after="0"/>
+        <w:spacing w:after="0" w:before="0"/>
       </w:pPr>
       <w:r>
         <w:rPr>
@@ -394,6 +388,8 @@
       <w:r>
         <w:rPr>
           <w:rFonts w:ascii="Times New Roman" w:cs="Times New Roman" w:eastAsia="Times New Roman" w:hAnsi="Times New Roman"/>
+          <w:b w:val="false"/>
+          <w:bCs w:val="false"/>
           <w:sz w:val="21"/>
           <w:szCs w:val="21"/>
         </w:rPr>
@@ -402,11 +398,13 @@
     </w:p>
     <w:p>
       <w:pPr>
-        <w:spacing w:after="40"/>
-      </w:pPr>
-      <w:r>
-        <w:rPr>
-          <w:rFonts w:ascii="Times New Roman" w:cs="Times New Roman" w:eastAsia="Times New Roman" w:hAnsi="Times New Roman"/>
+        <w:spacing w:after="40" w:before="0"/>
+      </w:pPr>
+      <w:r>
+        <w:rPr>
+          <w:rFonts w:ascii="Times New Roman" w:cs="Times New Roman" w:eastAsia="Times New Roman" w:hAnsi="Times New Roman"/>
+          <w:b w:val="false"/>
+          <w:bCs w:val="false"/>
           <w:sz w:val="21"/>
           <w:szCs w:val="21"/>
         </w:rPr>
@@ -415,20 +413,24 @@
     </w:p>
     <w:p>
       <w:pPr>
-        <w:spacing w:after="20"/>
-        <w:ind w:left="270" w:hanging="180"/>
-      </w:pPr>
-      <w:r>
-        <w:rPr>
-          <w:rFonts w:ascii="Times New Roman" w:cs="Times New Roman" w:eastAsia="Times New Roman" w:hAnsi="Times New Roman"/>
-          <w:sz w:val="21"/>
-          <w:szCs w:val="21"/>
-        </w:rPr>
-        <w:t xml:space="preserve">- </w:t>
-      </w:r>
-      <w:r>
-        <w:rPr>
-          <w:rFonts w:ascii="Times New Roman" w:cs="Times New Roman" w:eastAsia="Times New Roman" w:hAnsi="Times New Roman"/>
+        <w:spacing w:after="20" w:before="0"/>
+        <w:ind w:left="270"/>
+      </w:pPr>
+      <w:r>
+        <w:rPr>
+          <w:rFonts w:ascii="Times New Roman" w:cs="Times New Roman" w:eastAsia="Times New Roman" w:hAnsi="Times New Roman"/>
+          <w:b w:val="false"/>
+          <w:bCs w:val="false"/>
+          <w:sz w:val="21"/>
+          <w:szCs w:val="21"/>
+        </w:rPr>
+        <w:t xml:space="preserve">- </w:t>
+      </w:r>
+      <w:r>
+        <w:rPr>
+          <w:rFonts w:ascii="Times New Roman" w:cs="Times New Roman" w:eastAsia="Times New Roman" w:hAnsi="Times New Roman"/>
+          <w:b w:val="false"/>
+          <w:bCs w:val="false"/>
           <w:sz w:val="21"/>
           <w:szCs w:val="21"/>
         </w:rPr>
@@ -437,20 +439,24 @@
     </w:p>
     <w:p>
       <w:pPr>
-        <w:spacing w:after="20"/>
-        <w:ind w:left="270" w:hanging="180"/>
-      </w:pPr>
-      <w:r>
-        <w:rPr>
-          <w:rFonts w:ascii="Times New Roman" w:cs="Times New Roman" w:eastAsia="Times New Roman" w:hAnsi="Times New Roman"/>
-          <w:sz w:val="21"/>
-          <w:szCs w:val="21"/>
-        </w:rPr>
-        <w:t xml:space="preserve">- </w:t>
-      </w:r>
-      <w:r>
-        <w:rPr>
-          <w:rFonts w:ascii="Times New Roman" w:cs="Times New Roman" w:eastAsia="Times New Roman" w:hAnsi="Times New Roman"/>
+        <w:spacing w:after="20" w:before="0"/>
+        <w:ind w:left="270"/>
+      </w:pPr>
+      <w:r>
+        <w:rPr>
+          <w:rFonts w:ascii="Times New Roman" w:cs="Times New Roman" w:eastAsia="Times New Roman" w:hAnsi="Times New Roman"/>
+          <w:b w:val="false"/>
+          <w:bCs w:val="false"/>
+          <w:sz w:val="21"/>
+          <w:szCs w:val="21"/>
+        </w:rPr>
+        <w:t xml:space="preserve">- </w:t>
+      </w:r>
+      <w:r>
+        <w:rPr>
+          <w:rFonts w:ascii="Times New Roman" w:cs="Times New Roman" w:eastAsia="Times New Roman" w:hAnsi="Times New Roman"/>
+          <w:b w:val="false"/>
+          <w:bCs w:val="false"/>
           <w:sz w:val="21"/>
           <w:szCs w:val="21"/>
         </w:rPr>
@@ -459,20 +465,24 @@
     </w:p>
     <w:p>
       <w:pPr>
-        <w:spacing w:after="20"/>
-        <w:ind w:left="270" w:hanging="180"/>
-      </w:pPr>
-      <w:r>
-        <w:rPr>
-          <w:rFonts w:ascii="Times New Roman" w:cs="Times New Roman" w:eastAsia="Times New Roman" w:hAnsi="Times New Roman"/>
-          <w:sz w:val="21"/>
-          <w:szCs w:val="21"/>
-        </w:rPr>
-        <w:t xml:space="preserve">- </w:t>
-      </w:r>
-      <w:r>
-        <w:rPr>
-          <w:rFonts w:ascii="Times New Roman" w:cs="Times New Roman" w:eastAsia="Times New Roman" w:hAnsi="Times New Roman"/>
+        <w:spacing w:after="20" w:before="0"/>
+        <w:ind w:left="270"/>
+      </w:pPr>
+      <w:r>
+        <w:rPr>
+          <w:rFonts w:ascii="Times New Roman" w:cs="Times New Roman" w:eastAsia="Times New Roman" w:hAnsi="Times New Roman"/>
+          <w:b w:val="false"/>
+          <w:bCs w:val="false"/>
+          <w:sz w:val="21"/>
+          <w:szCs w:val="21"/>
+        </w:rPr>
+        <w:t xml:space="preserve">- </w:t>
+      </w:r>
+      <w:r>
+        <w:rPr>
+          <w:rFonts w:ascii="Times New Roman" w:cs="Times New Roman" w:eastAsia="Times New Roman" w:hAnsi="Times New Roman"/>
+          <w:b w:val="false"/>
+          <w:bCs w:val="false"/>
           <w:sz w:val="21"/>
           <w:szCs w:val="21"/>
         </w:rPr>
@@ -484,7 +494,7 @@
         <w:tabs>
           <w:tab w:val="right" w:pos="9026"/>
         </w:tabs>
-        <w:spacing w:after="0"/>
+        <w:spacing w:after="0" w:before="0"/>
       </w:pPr>
       <w:r>
         <w:rPr>
@@ -499,6 +509,8 @@
       <w:r>
         <w:rPr>
           <w:rFonts w:ascii="Times New Roman" w:cs="Times New Roman" w:eastAsia="Times New Roman" w:hAnsi="Times New Roman"/>
+          <w:b w:val="false"/>
+          <w:bCs w:val="false"/>
           <w:sz w:val="21"/>
           <w:szCs w:val="21"/>
         </w:rPr>
@@ -507,11 +519,13 @@
     </w:p>
     <w:p>
       <w:pPr>
-        <w:spacing w:after="40"/>
-      </w:pPr>
-      <w:r>
-        <w:rPr>
-          <w:rFonts w:ascii="Times New Roman" w:cs="Times New Roman" w:eastAsia="Times New Roman" w:hAnsi="Times New Roman"/>
+        <w:spacing w:after="40" w:before="0"/>
+      </w:pPr>
+      <w:r>
+        <w:rPr>
+          <w:rFonts w:ascii="Times New Roman" w:cs="Times New Roman" w:eastAsia="Times New Roman" w:hAnsi="Times New Roman"/>
+          <w:b w:val="false"/>
+          <w:bCs w:val="false"/>
           <w:sz w:val="21"/>
           <w:szCs w:val="21"/>
         </w:rPr>
@@ -520,20 +534,24 @@
     </w:p>
     <w:p>
       <w:pPr>
-        <w:spacing w:after="20"/>
-        <w:ind w:left="270" w:hanging="180"/>
-      </w:pPr>
-      <w:r>
-        <w:rPr>
-          <w:rFonts w:ascii="Times New Roman" w:cs="Times New Roman" w:eastAsia="Times New Roman" w:hAnsi="Times New Roman"/>
-          <w:sz w:val="21"/>
-          <w:szCs w:val="21"/>
-        </w:rPr>
-        <w:t xml:space="preserve">- </w:t>
-      </w:r>
-      <w:r>
-        <w:rPr>
-          <w:rFonts w:ascii="Times New Roman" w:cs="Times New Roman" w:eastAsia="Times New Roman" w:hAnsi="Times New Roman"/>
+        <w:spacing w:after="20" w:before="0"/>
+        <w:ind w:left="270"/>
+      </w:pPr>
+      <w:r>
+        <w:rPr>
+          <w:rFonts w:ascii="Times New Roman" w:cs="Times New Roman" w:eastAsia="Times New Roman" w:hAnsi="Times New Roman"/>
+          <w:b w:val="false"/>
+          <w:bCs w:val="false"/>
+          <w:sz w:val="21"/>
+          <w:szCs w:val="21"/>
+        </w:rPr>
+        <w:t xml:space="preserve">- </w:t>
+      </w:r>
+      <w:r>
+        <w:rPr>
+          <w:rFonts w:ascii="Times New Roman" w:cs="Times New Roman" w:eastAsia="Times New Roman" w:hAnsi="Times New Roman"/>
+          <w:b w:val="false"/>
+          <w:bCs w:val="false"/>
           <w:sz w:val="21"/>
           <w:szCs w:val="21"/>
         </w:rPr>
@@ -542,20 +560,24 @@
     </w:p>
     <w:p>
       <w:pPr>
-        <w:spacing w:after="20"/>
-        <w:ind w:left="270" w:hanging="180"/>
-      </w:pPr>
-      <w:r>
-        <w:rPr>
-          <w:rFonts w:ascii="Times New Roman" w:cs="Times New Roman" w:eastAsia="Times New Roman" w:hAnsi="Times New Roman"/>
-          <w:sz w:val="21"/>
-          <w:szCs w:val="21"/>
-        </w:rPr>
-        <w:t xml:space="preserve">- </w:t>
-      </w:r>
-      <w:r>
-        <w:rPr>
-          <w:rFonts w:ascii="Times New Roman" w:cs="Times New Roman" w:eastAsia="Times New Roman" w:hAnsi="Times New Roman"/>
+        <w:spacing w:after="20" w:before="0"/>
+        <w:ind w:left="270"/>
+      </w:pPr>
+      <w:r>
+        <w:rPr>
+          <w:rFonts w:ascii="Times New Roman" w:cs="Times New Roman" w:eastAsia="Times New Roman" w:hAnsi="Times New Roman"/>
+          <w:b w:val="false"/>
+          <w:bCs w:val="false"/>
+          <w:sz w:val="21"/>
+          <w:szCs w:val="21"/>
+        </w:rPr>
+        <w:t xml:space="preserve">- </w:t>
+      </w:r>
+      <w:r>
+        <w:rPr>
+          <w:rFonts w:ascii="Times New Roman" w:cs="Times New Roman" w:eastAsia="Times New Roman" w:hAnsi="Times New Roman"/>
+          <w:b w:val="false"/>
+          <w:bCs w:val="false"/>
           <w:sz w:val="21"/>
           <w:szCs w:val="21"/>
         </w:rPr>
@@ -564,20 +586,24 @@
     </w:p>
     <w:p>
       <w:pPr>
-        <w:spacing w:after="20"/>
-        <w:ind w:left="270" w:hanging="180"/>
-      </w:pPr>
-      <w:r>
-        <w:rPr>
-          <w:rFonts w:ascii="Times New Roman" w:cs="Times New Roman" w:eastAsia="Times New Roman" w:hAnsi="Times New Roman"/>
-          <w:sz w:val="21"/>
-          <w:szCs w:val="21"/>
-        </w:rPr>
-        <w:t xml:space="preserve">- </w:t>
-      </w:r>
-      <w:r>
-        <w:rPr>
-          <w:rFonts w:ascii="Times New Roman" w:cs="Times New Roman" w:eastAsia="Times New Roman" w:hAnsi="Times New Roman"/>
+        <w:spacing w:after="20" w:before="0"/>
+        <w:ind w:left="270"/>
+      </w:pPr>
+      <w:r>
+        <w:rPr>
+          <w:rFonts w:ascii="Times New Roman" w:cs="Times New Roman" w:eastAsia="Times New Roman" w:hAnsi="Times New Roman"/>
+          <w:b w:val="false"/>
+          <w:bCs w:val="false"/>
+          <w:sz w:val="21"/>
+          <w:szCs w:val="21"/>
+        </w:rPr>
+        <w:t xml:space="preserve">- </w:t>
+      </w:r>
+      <w:r>
+        <w:rPr>
+          <w:rFonts w:ascii="Times New Roman" w:cs="Times New Roman" w:eastAsia="Times New Roman" w:hAnsi="Times New Roman"/>
+          <w:b w:val="false"/>
+          <w:bCs w:val="false"/>
           <w:sz w:val="21"/>
           <w:szCs w:val="21"/>
         </w:rPr>
@@ -586,9 +612,6 @@
     </w:p>
     <w:p>
       <w:pPr>
-        <w:pBdr>
-          <w:bottom w:val="none"/>
-        </w:pBdr>
         <w:spacing w:after="60" w:before="180"/>
       </w:pPr>
       <w:r>
@@ -596,7 +619,6 @@
           <w:rFonts w:ascii="Times New Roman" w:cs="Times New Roman" w:eastAsia="Times New Roman" w:hAnsi="Times New Roman"/>
           <w:b/>
           <w:bCs/>
-          <w:caps/>
           <w:sz w:val="21"/>
           <w:szCs w:val="21"/>
           <w:u w:val="single"/>
@@ -609,7 +631,7 @@
         <w:tabs>
           <w:tab w:val="right" w:pos="9026"/>
         </w:tabs>
-        <w:spacing w:after="0"/>
+        <w:spacing w:after="0" w:before="0"/>
       </w:pPr>
       <w:r>
         <w:rPr>
@@ -624,6 +646,8 @@
       <w:r>
         <w:rPr>
           <w:rFonts w:ascii="Times New Roman" w:cs="Times New Roman" w:eastAsia="Times New Roman" w:hAnsi="Times New Roman"/>
+          <w:b w:val="false"/>
+          <w:bCs w:val="false"/>
           <w:sz w:val="21"/>
           <w:szCs w:val="21"/>
         </w:rPr>
@@ -632,11 +656,13 @@
     </w:p>
     <w:p>
       <w:pPr>
-        <w:spacing w:after="40"/>
-      </w:pPr>
-      <w:r>
-        <w:rPr>
-          <w:rFonts w:ascii="Times New Roman" w:cs="Times New Roman" w:eastAsia="Times New Roman" w:hAnsi="Times New Roman"/>
+        <w:spacing w:after="40" w:before="0"/>
+      </w:pPr>
+      <w:r>
+        <w:rPr>
+          <w:rFonts w:ascii="Times New Roman" w:cs="Times New Roman" w:eastAsia="Times New Roman" w:hAnsi="Times New Roman"/>
+          <w:b w:val="false"/>
+          <w:bCs w:val="false"/>
           <w:sz w:val="21"/>
           <w:szCs w:val="21"/>
         </w:rPr>
@@ -645,20 +671,24 @@
     </w:p>
     <w:p>
       <w:pPr>
-        <w:spacing w:after="20"/>
-        <w:ind w:left="270" w:hanging="180"/>
-      </w:pPr>
-      <w:r>
-        <w:rPr>
-          <w:rFonts w:ascii="Times New Roman" w:cs="Times New Roman" w:eastAsia="Times New Roman" w:hAnsi="Times New Roman"/>
-          <w:sz w:val="21"/>
-          <w:szCs w:val="21"/>
-        </w:rPr>
-        <w:t xml:space="preserve">- </w:t>
-      </w:r>
-      <w:r>
-        <w:rPr>
-          <w:rFonts w:ascii="Times New Roman" w:cs="Times New Roman" w:eastAsia="Times New Roman" w:hAnsi="Times New Roman"/>
+        <w:spacing w:after="20" w:before="0"/>
+        <w:ind w:left="270"/>
+      </w:pPr>
+      <w:r>
+        <w:rPr>
+          <w:rFonts w:ascii="Times New Roman" w:cs="Times New Roman" w:eastAsia="Times New Roman" w:hAnsi="Times New Roman"/>
+          <w:b w:val="false"/>
+          <w:bCs w:val="false"/>
+          <w:sz w:val="21"/>
+          <w:szCs w:val="21"/>
+        </w:rPr>
+        <w:t xml:space="preserve">- </w:t>
+      </w:r>
+      <w:r>
+        <w:rPr>
+          <w:rFonts w:ascii="Times New Roman" w:cs="Times New Roman" w:eastAsia="Times New Roman" w:hAnsi="Times New Roman"/>
+          <w:b w:val="false"/>
+          <w:bCs w:val="false"/>
           <w:sz w:val="21"/>
           <w:szCs w:val="21"/>
         </w:rPr>
@@ -667,20 +697,24 @@
     </w:p>
     <w:p>
       <w:pPr>
-        <w:spacing w:after="20"/>
-        <w:ind w:left="270" w:hanging="180"/>
-      </w:pPr>
-      <w:r>
-        <w:rPr>
-          <w:rFonts w:ascii="Times New Roman" w:cs="Times New Roman" w:eastAsia="Times New Roman" w:hAnsi="Times New Roman"/>
-          <w:sz w:val="21"/>
-          <w:szCs w:val="21"/>
-        </w:rPr>
-        <w:t xml:space="preserve">- </w:t>
-      </w:r>
-      <w:r>
-        <w:rPr>
-          <w:rFonts w:ascii="Times New Roman" w:cs="Times New Roman" w:eastAsia="Times New Roman" w:hAnsi="Times New Roman"/>
+        <w:spacing w:after="20" w:before="0"/>
+        <w:ind w:left="270"/>
+      </w:pPr>
+      <w:r>
+        <w:rPr>
+          <w:rFonts w:ascii="Times New Roman" w:cs="Times New Roman" w:eastAsia="Times New Roman" w:hAnsi="Times New Roman"/>
+          <w:b w:val="false"/>
+          <w:bCs w:val="false"/>
+          <w:sz w:val="21"/>
+          <w:szCs w:val="21"/>
+        </w:rPr>
+        <w:t xml:space="preserve">- </w:t>
+      </w:r>
+      <w:r>
+        <w:rPr>
+          <w:rFonts w:ascii="Times New Roman" w:cs="Times New Roman" w:eastAsia="Times New Roman" w:hAnsi="Times New Roman"/>
+          <w:b w:val="false"/>
+          <w:bCs w:val="false"/>
           <w:sz w:val="21"/>
           <w:szCs w:val="21"/>
         </w:rPr>
@@ -692,7 +726,7 @@
         <w:tabs>
           <w:tab w:val="right" w:pos="9026"/>
         </w:tabs>
-        <w:spacing w:after="0"/>
+        <w:spacing w:after="0" w:before="0"/>
       </w:pPr>
       <w:r>
         <w:rPr>
@@ -707,6 +741,8 @@
       <w:r>
         <w:rPr>
           <w:rFonts w:ascii="Times New Roman" w:cs="Times New Roman" w:eastAsia="Times New Roman" w:hAnsi="Times New Roman"/>
+          <w:b w:val="false"/>
+          <w:bCs w:val="false"/>
           <w:sz w:val="21"/>
           <w:szCs w:val="21"/>
         </w:rPr>
@@ -715,11 +751,13 @@
     </w:p>
     <w:p>
       <w:pPr>
-        <w:spacing w:after="40"/>
-      </w:pPr>
-      <w:r>
-        <w:rPr>
-          <w:rFonts w:ascii="Times New Roman" w:cs="Times New Roman" w:eastAsia="Times New Roman" w:hAnsi="Times New Roman"/>
+        <w:spacing w:after="40" w:before="0"/>
+      </w:pPr>
+      <w:r>
+        <w:rPr>
+          <w:rFonts w:ascii="Times New Roman" w:cs="Times New Roman" w:eastAsia="Times New Roman" w:hAnsi="Times New Roman"/>
+          <w:b w:val="false"/>
+          <w:bCs w:val="false"/>
           <w:sz w:val="21"/>
           <w:szCs w:val="21"/>
         </w:rPr>
@@ -728,20 +766,24 @@
     </w:p>
     <w:p>
       <w:pPr>
-        <w:spacing w:after="20"/>
-        <w:ind w:left="270" w:hanging="180"/>
-      </w:pPr>
-      <w:r>
-        <w:rPr>
-          <w:rFonts w:ascii="Times New Roman" w:cs="Times New Roman" w:eastAsia="Times New Roman" w:hAnsi="Times New Roman"/>
-          <w:sz w:val="21"/>
-          <w:szCs w:val="21"/>
-        </w:rPr>
-        <w:t xml:space="preserve">- </w:t>
-      </w:r>
-      <w:r>
-        <w:rPr>
-          <w:rFonts w:ascii="Times New Roman" w:cs="Times New Roman" w:eastAsia="Times New Roman" w:hAnsi="Times New Roman"/>
+        <w:spacing w:after="20" w:before="0"/>
+        <w:ind w:left="270"/>
+      </w:pPr>
+      <w:r>
+        <w:rPr>
+          <w:rFonts w:ascii="Times New Roman" w:cs="Times New Roman" w:eastAsia="Times New Roman" w:hAnsi="Times New Roman"/>
+          <w:b w:val="false"/>
+          <w:bCs w:val="false"/>
+          <w:sz w:val="21"/>
+          <w:szCs w:val="21"/>
+        </w:rPr>
+        <w:t xml:space="preserve">- </w:t>
+      </w:r>
+      <w:r>
+        <w:rPr>
+          <w:rFonts w:ascii="Times New Roman" w:cs="Times New Roman" w:eastAsia="Times New Roman" w:hAnsi="Times New Roman"/>
+          <w:b w:val="false"/>
+          <w:bCs w:val="false"/>
           <w:sz w:val="21"/>
           <w:szCs w:val="21"/>
         </w:rPr>
@@ -750,9 +792,6 @@
     </w:p>
     <w:p>
       <w:pPr>
-        <w:pBdr>
-          <w:bottom w:val="none"/>
-        </w:pBdr>
         <w:spacing w:after="60" w:before="180"/>
       </w:pPr>
       <w:r>
@@ -760,7 +799,6 @@
           <w:rFonts w:ascii="Times New Roman" w:cs="Times New Roman" w:eastAsia="Times New Roman" w:hAnsi="Times New Roman"/>
           <w:b/>
           <w:bCs/>
-          <w:caps/>
           <w:sz w:val="21"/>
           <w:szCs w:val="21"/>
           <w:u w:val="single"/>
@@ -770,20 +808,24 @@
     </w:p>
     <w:p>
       <w:pPr>
-        <w:spacing w:after="20"/>
-        <w:ind w:left="270" w:hanging="180"/>
-      </w:pPr>
-      <w:r>
-        <w:rPr>
-          <w:rFonts w:ascii="Times New Roman" w:cs="Times New Roman" w:eastAsia="Times New Roman" w:hAnsi="Times New Roman"/>
-          <w:sz w:val="21"/>
-          <w:szCs w:val="21"/>
-        </w:rPr>
-        <w:t xml:space="preserve">- </w:t>
-      </w:r>
-      <w:r>
-        <w:rPr>
-          <w:rFonts w:ascii="Times New Roman" w:cs="Times New Roman" w:eastAsia="Times New Roman" w:hAnsi="Times New Roman"/>
+        <w:spacing w:after="20" w:before="0"/>
+        <w:ind w:left="270"/>
+      </w:pPr>
+      <w:r>
+        <w:rPr>
+          <w:rFonts w:ascii="Times New Roman" w:cs="Times New Roman" w:eastAsia="Times New Roman" w:hAnsi="Times New Roman"/>
+          <w:b w:val="false"/>
+          <w:bCs w:val="false"/>
+          <w:sz w:val="21"/>
+          <w:szCs w:val="21"/>
+        </w:rPr>
+        <w:t xml:space="preserve">- </w:t>
+      </w:r>
+      <w:r>
+        <w:rPr>
+          <w:rFonts w:ascii="Times New Roman" w:cs="Times New Roman" w:eastAsia="Times New Roman" w:hAnsi="Times New Roman"/>
+          <w:b w:val="false"/>
+          <w:bCs w:val="false"/>
           <w:sz w:val="21"/>
           <w:szCs w:val="21"/>
         </w:rPr>
@@ -792,20 +834,24 @@
     </w:p>
     <w:p>
       <w:pPr>
-        <w:spacing w:after="20"/>
-        <w:ind w:left="270" w:hanging="180"/>
-      </w:pPr>
-      <w:r>
-        <w:rPr>
-          <w:rFonts w:ascii="Times New Roman" w:cs="Times New Roman" w:eastAsia="Times New Roman" w:hAnsi="Times New Roman"/>
-          <w:sz w:val="21"/>
-          <w:szCs w:val="21"/>
-        </w:rPr>
-        <w:t xml:space="preserve">- </w:t>
-      </w:r>
-      <w:r>
-        <w:rPr>
-          <w:rFonts w:ascii="Times New Roman" w:cs="Times New Roman" w:eastAsia="Times New Roman" w:hAnsi="Times New Roman"/>
+        <w:spacing w:after="20" w:before="0"/>
+        <w:ind w:left="270"/>
+      </w:pPr>
+      <w:r>
+        <w:rPr>
+          <w:rFonts w:ascii="Times New Roman" w:cs="Times New Roman" w:eastAsia="Times New Roman" w:hAnsi="Times New Roman"/>
+          <w:b w:val="false"/>
+          <w:bCs w:val="false"/>
+          <w:sz w:val="21"/>
+          <w:szCs w:val="21"/>
+        </w:rPr>
+        <w:t xml:space="preserve">- </w:t>
+      </w:r>
+      <w:r>
+        <w:rPr>
+          <w:rFonts w:ascii="Times New Roman" w:cs="Times New Roman" w:eastAsia="Times New Roman" w:hAnsi="Times New Roman"/>
+          <w:b w:val="false"/>
+          <w:bCs w:val="false"/>
           <w:sz w:val="21"/>
           <w:szCs w:val="21"/>
         </w:rPr>
@@ -814,20 +860,24 @@
     </w:p>
     <w:p>
       <w:pPr>
-        <w:spacing w:after="20"/>
-        <w:ind w:left="270" w:hanging="180"/>
-      </w:pPr>
-      <w:r>
-        <w:rPr>
-          <w:rFonts w:ascii="Times New Roman" w:cs="Times New Roman" w:eastAsia="Times New Roman" w:hAnsi="Times New Roman"/>
-          <w:sz w:val="21"/>
-          <w:szCs w:val="21"/>
-        </w:rPr>
-        <w:t xml:space="preserve">- </w:t>
-      </w:r>
-      <w:r>
-        <w:rPr>
-          <w:rFonts w:ascii="Times New Roman" w:cs="Times New Roman" w:eastAsia="Times New Roman" w:hAnsi="Times New Roman"/>
+        <w:spacing w:after="20" w:before="0"/>
+        <w:ind w:left="270"/>
+      </w:pPr>
+      <w:r>
+        <w:rPr>
+          <w:rFonts w:ascii="Times New Roman" w:cs="Times New Roman" w:eastAsia="Times New Roman" w:hAnsi="Times New Roman"/>
+          <w:b w:val="false"/>
+          <w:bCs w:val="false"/>
+          <w:sz w:val="21"/>
+          <w:szCs w:val="21"/>
+        </w:rPr>
+        <w:t xml:space="preserve">- </w:t>
+      </w:r>
+      <w:r>
+        <w:rPr>
+          <w:rFonts w:ascii="Times New Roman" w:cs="Times New Roman" w:eastAsia="Times New Roman" w:hAnsi="Times New Roman"/>
+          <w:b w:val="false"/>
+          <w:bCs w:val="false"/>
           <w:sz w:val="21"/>
           <w:szCs w:val="21"/>
         </w:rPr>

--- a/resumes/development.docx
+++ b/resumes/development.docx
@@ -4,7 +4,7 @@
   <w:body>
     <w:p>
       <w:pPr>
-        <w:spacing w:after="40" w:before="0"/>
+        <w:spacing w:after="40"/>
         <w:jc w:val="center"/>
       </w:pPr>
       <w:r>
@@ -23,14 +23,12 @@
         <w:pBdr>
           <w:bottom w:val="single" w:color="000000" w:sz="6" w:space="6"/>
         </w:pBdr>
-        <w:spacing w:after="100" w:before="0"/>
+        <w:spacing w:after="100"/>
         <w:jc w:val="center"/>
       </w:pPr>
       <w:r>
         <w:rPr>
           <w:rFonts w:ascii="Times New Roman" w:cs="Times New Roman" w:eastAsia="Times New Roman" w:hAnsi="Times New Roman"/>
-          <w:b w:val="false"/>
-          <w:bCs w:val="false"/>
           <w:sz w:val="18"/>
           <w:szCs w:val="18"/>
         </w:rPr>
@@ -39,6 +37,9 @@
     </w:p>
     <w:p>
       <w:pPr>
+        <w:pBdr>
+          <w:bottom w:val="none"/>
+        </w:pBdr>
         <w:spacing w:after="60" w:before="180"/>
       </w:pPr>
       <w:r>
@@ -46,6 +47,7 @@
           <w:rFonts w:ascii="Times New Roman" w:cs="Times New Roman" w:eastAsia="Times New Roman" w:hAnsi="Times New Roman"/>
           <w:b/>
           <w:bCs/>
+          <w:caps/>
           <w:sz w:val="21"/>
           <w:szCs w:val="21"/>
           <w:u w:val="single"/>
@@ -55,7 +57,7 @@
     </w:p>
     <w:p>
       <w:pPr>
-        <w:spacing w:after="20" w:before="0"/>
+        <w:spacing w:after="20"/>
       </w:pPr>
       <w:r>
         <w:rPr>
@@ -70,8 +72,6 @@
       <w:r>
         <w:rPr>
           <w:rFonts w:ascii="Times New Roman" w:cs="Times New Roman" w:eastAsia="Times New Roman" w:hAnsi="Times New Roman"/>
-          <w:b w:val="false"/>
-          <w:bCs w:val="false"/>
           <w:sz w:val="21"/>
           <w:szCs w:val="21"/>
         </w:rPr>
@@ -90,58 +90,73 @@
     </w:p>
     <w:p>
       <w:pPr>
-        <w:spacing w:after="20" w:before="0"/>
-        <w:ind w:left="270"/>
-      </w:pPr>
-      <w:r>
-        <w:rPr>
-          <w:rFonts w:ascii="Times New Roman" w:cs="Times New Roman" w:eastAsia="Times New Roman" w:hAnsi="Times New Roman"/>
-          <w:b w:val="false"/>
-          <w:bCs w:val="false"/>
-          <w:sz w:val="21"/>
-          <w:szCs w:val="21"/>
-        </w:rPr>
-        <w:t xml:space="preserve">- </w:t>
-      </w:r>
-      <w:r>
-        <w:rPr>
-          <w:rFonts w:ascii="Times New Roman" w:cs="Times New Roman" w:eastAsia="Times New Roman" w:hAnsi="Times New Roman"/>
-          <w:b w:val="false"/>
-          <w:bCs w:val="false"/>
-          <w:sz w:val="21"/>
-          <w:szCs w:val="21"/>
-        </w:rPr>
-        <w:t xml:space="preserve">GPA: 3.578</w:t>
-      </w:r>
-    </w:p>
-    <w:p>
-      <w:pPr>
-        <w:spacing w:after="20" w:before="0"/>
-        <w:ind w:left="270"/>
-      </w:pPr>
-      <w:r>
-        <w:rPr>
-          <w:rFonts w:ascii="Times New Roman" w:cs="Times New Roman" w:eastAsia="Times New Roman" w:hAnsi="Times New Roman"/>
-          <w:b w:val="false"/>
-          <w:bCs w:val="false"/>
-          <w:sz w:val="21"/>
-          <w:szCs w:val="21"/>
-        </w:rPr>
-        <w:t xml:space="preserve">- </w:t>
-      </w:r>
-      <w:r>
-        <w:rPr>
-          <w:rFonts w:ascii="Times New Roman" w:cs="Times New Roman" w:eastAsia="Times New Roman" w:hAnsi="Times New Roman"/>
-          <w:b w:val="false"/>
-          <w:bCs w:val="false"/>
-          <w:sz w:val="21"/>
-          <w:szCs w:val="21"/>
-        </w:rPr>
-        <w:t xml:space="preserve">Relevant Coursework: Software Development: Full Stack, Computer Algorithms, Computer Systems, Design and Analysis of Database Systems</w:t>
-      </w:r>
-    </w:p>
-    <w:p>
-      <w:pPr>
+        <w:spacing w:after="20"/>
+        <w:ind w:left="270" w:hanging="180"/>
+      </w:pPr>
+      <w:r>
+        <w:rPr>
+          <w:rFonts w:ascii="Times New Roman" w:cs="Times New Roman" w:eastAsia="Times New Roman" w:hAnsi="Times New Roman"/>
+          <w:sz w:val="21"/>
+          <w:szCs w:val="21"/>
+        </w:rPr>
+        <w:t xml:space="preserve">- </w:t>
+      </w:r>
+      <w:r>
+        <w:rPr>
+          <w:rFonts w:ascii="Times New Roman" w:cs="Times New Roman" w:eastAsia="Times New Roman" w:hAnsi="Times New Roman"/>
+          <w:b/>
+          <w:bCs/>
+          <w:sz w:val="21"/>
+          <w:szCs w:val="21"/>
+        </w:rPr>
+        <w:t xml:space="preserve">GPA: </w:t>
+      </w:r>
+      <w:r>
+        <w:rPr>
+          <w:rFonts w:ascii="Times New Roman" w:cs="Times New Roman" w:eastAsia="Times New Roman" w:hAnsi="Times New Roman"/>
+          <w:sz w:val="21"/>
+          <w:szCs w:val="21"/>
+        </w:rPr>
+        <w:t xml:space="preserve">3.578</w:t>
+      </w:r>
+    </w:p>
+    <w:p>
+      <w:pPr>
+        <w:spacing w:after="20"/>
+        <w:ind w:left="270" w:hanging="180"/>
+      </w:pPr>
+      <w:r>
+        <w:rPr>
+          <w:rFonts w:ascii="Times New Roman" w:cs="Times New Roman" w:eastAsia="Times New Roman" w:hAnsi="Times New Roman"/>
+          <w:sz w:val="21"/>
+          <w:szCs w:val="21"/>
+        </w:rPr>
+        <w:t xml:space="preserve">- </w:t>
+      </w:r>
+      <w:r>
+        <w:rPr>
+          <w:rFonts w:ascii="Times New Roman" w:cs="Times New Roman" w:eastAsia="Times New Roman" w:hAnsi="Times New Roman"/>
+          <w:b/>
+          <w:bCs/>
+          <w:sz w:val="21"/>
+          <w:szCs w:val="21"/>
+        </w:rPr>
+        <w:t xml:space="preserve">Relevant Coursework: </w:t>
+      </w:r>
+      <w:r>
+        <w:rPr>
+          <w:rFonts w:ascii="Times New Roman" w:cs="Times New Roman" w:eastAsia="Times New Roman" w:hAnsi="Times New Roman"/>
+          <w:sz w:val="21"/>
+          <w:szCs w:val="21"/>
+        </w:rPr>
+        <w:t xml:space="preserve">Software Development: Full Stack, Computer Algorithms, Computer Systems, Design and Analysis of Database Systems</w:t>
+      </w:r>
+    </w:p>
+    <w:p>
+      <w:pPr>
+        <w:pBdr>
+          <w:bottom w:val="none"/>
+        </w:pBdr>
         <w:spacing w:after="60" w:before="180"/>
       </w:pPr>
       <w:r>
@@ -149,6 +164,7 @@
           <w:rFonts w:ascii="Times New Roman" w:cs="Times New Roman" w:eastAsia="Times New Roman" w:hAnsi="Times New Roman"/>
           <w:b/>
           <w:bCs/>
+          <w:caps/>
           <w:sz w:val="21"/>
           <w:szCs w:val="21"/>
           <w:u w:val="single"/>
@@ -158,81 +174,78 @@
     </w:p>
     <w:p>
       <w:pPr>
-        <w:spacing w:after="40" w:before="0"/>
-      </w:pPr>
-      <w:r>
-        <w:rPr>
-          <w:rFonts w:ascii="Times New Roman" w:cs="Times New Roman" w:eastAsia="Times New Roman" w:hAnsi="Times New Roman"/>
-          <w:b/>
-          <w:bCs/>
-          <w:sz w:val="21"/>
-          <w:szCs w:val="21"/>
-        </w:rPr>
-        <w:t xml:space="preserve">Languages:</w:t>
-      </w:r>
-      <w:r>
-        <w:rPr>
-          <w:rFonts w:ascii="Times New Roman" w:cs="Times New Roman" w:eastAsia="Times New Roman" w:hAnsi="Times New Roman"/>
-          <w:b w:val="false"/>
-          <w:bCs w:val="false"/>
-          <w:sz w:val="21"/>
-          <w:szCs w:val="21"/>
-        </w:rPr>
-        <w:t xml:space="preserve"> C, C++, Python, React.js, JavaScript, Node.js, HTML, SQL, R-Studio, Arduino</w:t>
-      </w:r>
-    </w:p>
-    <w:p>
-      <w:pPr>
-        <w:spacing w:after="40" w:before="0"/>
-      </w:pPr>
-      <w:r>
-        <w:rPr>
-          <w:rFonts w:ascii="Times New Roman" w:cs="Times New Roman" w:eastAsia="Times New Roman" w:hAnsi="Times New Roman"/>
-          <w:b/>
-          <w:bCs/>
-          <w:sz w:val="21"/>
-          <w:szCs w:val="21"/>
-        </w:rPr>
-        <w:t xml:space="preserve">Tools:</w:t>
-      </w:r>
-      <w:r>
-        <w:rPr>
-          <w:rFonts w:ascii="Times New Roman" w:cs="Times New Roman" w:eastAsia="Times New Roman" w:hAnsi="Times New Roman"/>
-          <w:b w:val="false"/>
-          <w:bCs w:val="false"/>
-          <w:sz w:val="21"/>
-          <w:szCs w:val="21"/>
-        </w:rPr>
-        <w:t xml:space="preserve"> Azure DevOps, Docker, Postman, Salesforce, Microsoft Excel, MacOS, Windows OS, Adobe Suite, Google Suite, Asana</w:t>
-      </w:r>
-    </w:p>
-    <w:p>
-      <w:pPr>
-        <w:spacing w:after="40" w:before="0"/>
-      </w:pPr>
-      <w:r>
-        <w:rPr>
-          <w:rFonts w:ascii="Times New Roman" w:cs="Times New Roman" w:eastAsia="Times New Roman" w:hAnsi="Times New Roman"/>
-          <w:b/>
-          <w:bCs/>
-          <w:sz w:val="21"/>
-          <w:szCs w:val="21"/>
-        </w:rPr>
-        <w:t xml:space="preserve">Other:</w:t>
-      </w:r>
-      <w:r>
-        <w:rPr>
-          <w:rFonts w:ascii="Times New Roman" w:cs="Times New Roman" w:eastAsia="Times New Roman" w:hAnsi="Times New Roman"/>
-          <w:b w:val="false"/>
-          <w:bCs w:val="false"/>
-          <w:sz w:val="21"/>
-          <w:szCs w:val="21"/>
-        </w:rPr>
-        <w:t xml:space="preserve"> AI Prompt Engineering, Analytical Problem Solving, Project Management, Data Analysis</w:t>
-      </w:r>
-    </w:p>
-    <w:p>
-      <w:pPr>
+        <w:spacing w:after="20"/>
+      </w:pPr>
+      <w:r>
+        <w:rPr>
+          <w:rFonts w:ascii="Times New Roman" w:cs="Times New Roman" w:eastAsia="Times New Roman" w:hAnsi="Times New Roman"/>
+          <w:b/>
+          <w:bCs/>
+          <w:sz w:val="21"/>
+          <w:szCs w:val="21"/>
+        </w:rPr>
+        <w:t xml:space="preserve">Languages: </w:t>
+      </w:r>
+      <w:r>
+        <w:rPr>
+          <w:rFonts w:ascii="Times New Roman" w:cs="Times New Roman" w:eastAsia="Times New Roman" w:hAnsi="Times New Roman"/>
+          <w:sz w:val="21"/>
+          <w:szCs w:val="21"/>
+        </w:rPr>
+        <w:t xml:space="preserve">C, C++, Python, React.js, JavaScript, Node.js, HTML, SQL, R-Studio, Arduino</w:t>
+      </w:r>
+    </w:p>
+    <w:p>
+      <w:pPr>
+        <w:spacing w:after="20"/>
+      </w:pPr>
+      <w:r>
+        <w:rPr>
+          <w:rFonts w:ascii="Times New Roman" w:cs="Times New Roman" w:eastAsia="Times New Roman" w:hAnsi="Times New Roman"/>
+          <w:b/>
+          <w:bCs/>
+          <w:sz w:val="21"/>
+          <w:szCs w:val="21"/>
+        </w:rPr>
+        <w:t xml:space="preserve">Tools: </w:t>
+      </w:r>
+      <w:r>
+        <w:rPr>
+          <w:rFonts w:ascii="Times New Roman" w:cs="Times New Roman" w:eastAsia="Times New Roman" w:hAnsi="Times New Roman"/>
+          <w:sz w:val="21"/>
+          <w:szCs w:val="21"/>
+        </w:rPr>
+        <w:t xml:space="preserve">Azure DevOps, Docker, Postman, Salesforce, Microsoft Excel, MacOS, Windows OS, Adobe Suite, Google Suite, Asana</w:t>
+      </w:r>
+    </w:p>
+    <w:p>
+      <w:pPr>
+        <w:spacing w:after="20"/>
+      </w:pPr>
+      <w:r>
+        <w:rPr>
+          <w:rFonts w:ascii="Times New Roman" w:cs="Times New Roman" w:eastAsia="Times New Roman" w:hAnsi="Times New Roman"/>
+          <w:b/>
+          <w:bCs/>
+          <w:sz w:val="21"/>
+          <w:szCs w:val="21"/>
+        </w:rPr>
+        <w:t xml:space="preserve">Other Skills: </w:t>
+      </w:r>
+      <w:r>
+        <w:rPr>
+          <w:rFonts w:ascii="Times New Roman" w:cs="Times New Roman" w:eastAsia="Times New Roman" w:hAnsi="Times New Roman"/>
+          <w:sz w:val="21"/>
+          <w:szCs w:val="21"/>
+        </w:rPr>
+        <w:t xml:space="preserve">AI Prompt Engineering, Analytical Problem Solving, Project Management, Data Analysis</w:t>
+      </w:r>
+    </w:p>
+    <w:p>
+      <w:pPr>
+        <w:pBdr>
+          <w:bottom w:val="none"/>
+        </w:pBdr>
         <w:spacing w:after="60" w:before="180"/>
       </w:pPr>
       <w:r>
@@ -240,6 +253,7 @@
           <w:rFonts w:ascii="Times New Roman" w:cs="Times New Roman" w:eastAsia="Times New Roman" w:hAnsi="Times New Roman"/>
           <w:b/>
           <w:bCs/>
+          <w:caps/>
           <w:sz w:val="21"/>
           <w:szCs w:val="21"/>
           <w:u w:val="single"/>
@@ -249,7 +263,7 @@
     </w:p>
     <w:p>
       <w:pPr>
-        <w:spacing w:after="60" w:before="0"/>
+        <w:spacing w:after="60"/>
       </w:pPr>
       <w:r>
         <w:rPr>
@@ -264,8 +278,6 @@
       <w:r>
         <w:rPr>
           <w:rFonts w:ascii="Times New Roman" w:cs="Times New Roman" w:eastAsia="Times New Roman" w:hAnsi="Times New Roman"/>
-          <w:b w:val="false"/>
-          <w:bCs w:val="false"/>
           <w:sz w:val="21"/>
           <w:szCs w:val="21"/>
         </w:rPr>
@@ -274,8 +286,6 @@
       <w:r>
         <w:rPr>
           <w:rFonts w:ascii="Times New Roman" w:cs="Times New Roman" w:eastAsia="Times New Roman" w:hAnsi="Times New Roman"/>
-          <w:b w:val="false"/>
-          <w:bCs w:val="false"/>
           <w:sz w:val="21"/>
           <w:szCs w:val="21"/>
         </w:rPr>
@@ -284,7 +294,7 @@
     </w:p>
     <w:p>
       <w:pPr>
-        <w:spacing w:after="60" w:before="0"/>
+        <w:spacing w:after="60"/>
       </w:pPr>
       <w:r>
         <w:rPr>
@@ -299,8 +309,6 @@
       <w:r>
         <w:rPr>
           <w:rFonts w:ascii="Times New Roman" w:cs="Times New Roman" w:eastAsia="Times New Roman" w:hAnsi="Times New Roman"/>
-          <w:b w:val="false"/>
-          <w:bCs w:val="false"/>
           <w:sz w:val="21"/>
           <w:szCs w:val="21"/>
         </w:rPr>
@@ -309,8 +317,6 @@
       <w:r>
         <w:rPr>
           <w:rFonts w:ascii="Times New Roman" w:cs="Times New Roman" w:eastAsia="Times New Roman" w:hAnsi="Times New Roman"/>
-          <w:b w:val="false"/>
-          <w:bCs w:val="false"/>
           <w:sz w:val="21"/>
           <w:szCs w:val="21"/>
         </w:rPr>
@@ -319,7 +325,7 @@
     </w:p>
     <w:p>
       <w:pPr>
-        <w:spacing w:after="60" w:before="0"/>
+        <w:spacing w:after="60"/>
       </w:pPr>
       <w:r>
         <w:rPr>
@@ -334,8 +340,6 @@
       <w:r>
         <w:rPr>
           <w:rFonts w:ascii="Times New Roman" w:cs="Times New Roman" w:eastAsia="Times New Roman" w:hAnsi="Times New Roman"/>
-          <w:b w:val="false"/>
-          <w:bCs w:val="false"/>
           <w:sz w:val="21"/>
           <w:szCs w:val="21"/>
         </w:rPr>
@@ -344,8 +348,6 @@
       <w:r>
         <w:rPr>
           <w:rFonts w:ascii="Times New Roman" w:cs="Times New Roman" w:eastAsia="Times New Roman" w:hAnsi="Times New Roman"/>
-          <w:b w:val="false"/>
-          <w:bCs w:val="false"/>
           <w:sz w:val="21"/>
           <w:szCs w:val="21"/>
         </w:rPr>
@@ -354,6 +356,9 @@
     </w:p>
     <w:p>
       <w:pPr>
+        <w:pBdr>
+          <w:bottom w:val="none"/>
+        </w:pBdr>
         <w:spacing w:after="60" w:before="180"/>
       </w:pPr>
       <w:r>
@@ -361,6 +366,7 @@
           <w:rFonts w:ascii="Times New Roman" w:cs="Times New Roman" w:eastAsia="Times New Roman" w:hAnsi="Times New Roman"/>
           <w:b/>
           <w:bCs/>
+          <w:caps/>
           <w:sz w:val="21"/>
           <w:szCs w:val="21"/>
           <w:u w:val="single"/>
@@ -373,7 +379,7 @@
         <w:tabs>
           <w:tab w:val="right" w:pos="9026"/>
         </w:tabs>
-        <w:spacing w:after="0" w:before="0"/>
+        <w:spacing w:after="0"/>
       </w:pPr>
       <w:r>
         <w:rPr>
@@ -388,8 +394,6 @@
       <w:r>
         <w:rPr>
           <w:rFonts w:ascii="Times New Roman" w:cs="Times New Roman" w:eastAsia="Times New Roman" w:hAnsi="Times New Roman"/>
-          <w:b w:val="false"/>
-          <w:bCs w:val="false"/>
           <w:sz w:val="21"/>
           <w:szCs w:val="21"/>
         </w:rPr>
@@ -398,13 +402,11 @@
     </w:p>
     <w:p>
       <w:pPr>
-        <w:spacing w:after="40" w:before="0"/>
-      </w:pPr>
-      <w:r>
-        <w:rPr>
-          <w:rFonts w:ascii="Times New Roman" w:cs="Times New Roman" w:eastAsia="Times New Roman" w:hAnsi="Times New Roman"/>
-          <w:b w:val="false"/>
-          <w:bCs w:val="false"/>
+        <w:spacing w:after="40"/>
+      </w:pPr>
+      <w:r>
+        <w:rPr>
+          <w:rFonts w:ascii="Times New Roman" w:cs="Times New Roman" w:eastAsia="Times New Roman" w:hAnsi="Times New Roman"/>
           <w:sz w:val="21"/>
           <w:szCs w:val="21"/>
         </w:rPr>
@@ -413,24 +415,20 @@
     </w:p>
     <w:p>
       <w:pPr>
-        <w:spacing w:after="20" w:before="0"/>
-        <w:ind w:left="270"/>
-      </w:pPr>
-      <w:r>
-        <w:rPr>
-          <w:rFonts w:ascii="Times New Roman" w:cs="Times New Roman" w:eastAsia="Times New Roman" w:hAnsi="Times New Roman"/>
-          <w:b w:val="false"/>
-          <w:bCs w:val="false"/>
-          <w:sz w:val="21"/>
-          <w:szCs w:val="21"/>
-        </w:rPr>
-        <w:t xml:space="preserve">- </w:t>
-      </w:r>
-      <w:r>
-        <w:rPr>
-          <w:rFonts w:ascii="Times New Roman" w:cs="Times New Roman" w:eastAsia="Times New Roman" w:hAnsi="Times New Roman"/>
-          <w:b w:val="false"/>
-          <w:bCs w:val="false"/>
+        <w:spacing w:after="20"/>
+        <w:ind w:left="270" w:hanging="180"/>
+      </w:pPr>
+      <w:r>
+        <w:rPr>
+          <w:rFonts w:ascii="Times New Roman" w:cs="Times New Roman" w:eastAsia="Times New Roman" w:hAnsi="Times New Roman"/>
+          <w:sz w:val="21"/>
+          <w:szCs w:val="21"/>
+        </w:rPr>
+        <w:t xml:space="preserve">- </w:t>
+      </w:r>
+      <w:r>
+        <w:rPr>
+          <w:rFonts w:ascii="Times New Roman" w:cs="Times New Roman" w:eastAsia="Times New Roman" w:hAnsi="Times New Roman"/>
           <w:sz w:val="21"/>
           <w:szCs w:val="21"/>
         </w:rPr>
@@ -439,24 +437,20 @@
     </w:p>
     <w:p>
       <w:pPr>
-        <w:spacing w:after="20" w:before="0"/>
-        <w:ind w:left="270"/>
-      </w:pPr>
-      <w:r>
-        <w:rPr>
-          <w:rFonts w:ascii="Times New Roman" w:cs="Times New Roman" w:eastAsia="Times New Roman" w:hAnsi="Times New Roman"/>
-          <w:b w:val="false"/>
-          <w:bCs w:val="false"/>
-          <w:sz w:val="21"/>
-          <w:szCs w:val="21"/>
-        </w:rPr>
-        <w:t xml:space="preserve">- </w:t>
-      </w:r>
-      <w:r>
-        <w:rPr>
-          <w:rFonts w:ascii="Times New Roman" w:cs="Times New Roman" w:eastAsia="Times New Roman" w:hAnsi="Times New Roman"/>
-          <w:b w:val="false"/>
-          <w:bCs w:val="false"/>
+        <w:spacing w:after="20"/>
+        <w:ind w:left="270" w:hanging="180"/>
+      </w:pPr>
+      <w:r>
+        <w:rPr>
+          <w:rFonts w:ascii="Times New Roman" w:cs="Times New Roman" w:eastAsia="Times New Roman" w:hAnsi="Times New Roman"/>
+          <w:sz w:val="21"/>
+          <w:szCs w:val="21"/>
+        </w:rPr>
+        <w:t xml:space="preserve">- </w:t>
+      </w:r>
+      <w:r>
+        <w:rPr>
+          <w:rFonts w:ascii="Times New Roman" w:cs="Times New Roman" w:eastAsia="Times New Roman" w:hAnsi="Times New Roman"/>
           <w:sz w:val="21"/>
           <w:szCs w:val="21"/>
         </w:rPr>
@@ -465,24 +459,20 @@
     </w:p>
     <w:p>
       <w:pPr>
-        <w:spacing w:after="20" w:before="0"/>
-        <w:ind w:left="270"/>
-      </w:pPr>
-      <w:r>
-        <w:rPr>
-          <w:rFonts w:ascii="Times New Roman" w:cs="Times New Roman" w:eastAsia="Times New Roman" w:hAnsi="Times New Roman"/>
-          <w:b w:val="false"/>
-          <w:bCs w:val="false"/>
-          <w:sz w:val="21"/>
-          <w:szCs w:val="21"/>
-        </w:rPr>
-        <w:t xml:space="preserve">- </w:t>
-      </w:r>
-      <w:r>
-        <w:rPr>
-          <w:rFonts w:ascii="Times New Roman" w:cs="Times New Roman" w:eastAsia="Times New Roman" w:hAnsi="Times New Roman"/>
-          <w:b w:val="false"/>
-          <w:bCs w:val="false"/>
+        <w:spacing w:after="20"/>
+        <w:ind w:left="270" w:hanging="180"/>
+      </w:pPr>
+      <w:r>
+        <w:rPr>
+          <w:rFonts w:ascii="Times New Roman" w:cs="Times New Roman" w:eastAsia="Times New Roman" w:hAnsi="Times New Roman"/>
+          <w:sz w:val="21"/>
+          <w:szCs w:val="21"/>
+        </w:rPr>
+        <w:t xml:space="preserve">- </w:t>
+      </w:r>
+      <w:r>
+        <w:rPr>
+          <w:rFonts w:ascii="Times New Roman" w:cs="Times New Roman" w:eastAsia="Times New Roman" w:hAnsi="Times New Roman"/>
           <w:sz w:val="21"/>
           <w:szCs w:val="21"/>
         </w:rPr>
@@ -494,7 +484,7 @@
         <w:tabs>
           <w:tab w:val="right" w:pos="9026"/>
         </w:tabs>
-        <w:spacing w:after="0" w:before="0"/>
+        <w:spacing w:after="0"/>
       </w:pPr>
       <w:r>
         <w:rPr>
@@ -509,8 +499,6 @@
       <w:r>
         <w:rPr>
           <w:rFonts w:ascii="Times New Roman" w:cs="Times New Roman" w:eastAsia="Times New Roman" w:hAnsi="Times New Roman"/>
-          <w:b w:val="false"/>
-          <w:bCs w:val="false"/>
           <w:sz w:val="21"/>
           <w:szCs w:val="21"/>
         </w:rPr>
@@ -519,13 +507,11 @@
     </w:p>
     <w:p>
       <w:pPr>
-        <w:spacing w:after="40" w:before="0"/>
-      </w:pPr>
-      <w:r>
-        <w:rPr>
-          <w:rFonts w:ascii="Times New Roman" w:cs="Times New Roman" w:eastAsia="Times New Roman" w:hAnsi="Times New Roman"/>
-          <w:b w:val="false"/>
-          <w:bCs w:val="false"/>
+        <w:spacing w:after="40"/>
+      </w:pPr>
+      <w:r>
+        <w:rPr>
+          <w:rFonts w:ascii="Times New Roman" w:cs="Times New Roman" w:eastAsia="Times New Roman" w:hAnsi="Times New Roman"/>
           <w:sz w:val="21"/>
           <w:szCs w:val="21"/>
         </w:rPr>
@@ -534,24 +520,20 @@
     </w:p>
     <w:p>
       <w:pPr>
-        <w:spacing w:after="20" w:before="0"/>
-        <w:ind w:left="270"/>
-      </w:pPr>
-      <w:r>
-        <w:rPr>
-          <w:rFonts w:ascii="Times New Roman" w:cs="Times New Roman" w:eastAsia="Times New Roman" w:hAnsi="Times New Roman"/>
-          <w:b w:val="false"/>
-          <w:bCs w:val="false"/>
-          <w:sz w:val="21"/>
-          <w:szCs w:val="21"/>
-        </w:rPr>
-        <w:t xml:space="preserve">- </w:t>
-      </w:r>
-      <w:r>
-        <w:rPr>
-          <w:rFonts w:ascii="Times New Roman" w:cs="Times New Roman" w:eastAsia="Times New Roman" w:hAnsi="Times New Roman"/>
-          <w:b w:val="false"/>
-          <w:bCs w:val="false"/>
+        <w:spacing w:after="20"/>
+        <w:ind w:left="270" w:hanging="180"/>
+      </w:pPr>
+      <w:r>
+        <w:rPr>
+          <w:rFonts w:ascii="Times New Roman" w:cs="Times New Roman" w:eastAsia="Times New Roman" w:hAnsi="Times New Roman"/>
+          <w:sz w:val="21"/>
+          <w:szCs w:val="21"/>
+        </w:rPr>
+        <w:t xml:space="preserve">- </w:t>
+      </w:r>
+      <w:r>
+        <w:rPr>
+          <w:rFonts w:ascii="Times New Roman" w:cs="Times New Roman" w:eastAsia="Times New Roman" w:hAnsi="Times New Roman"/>
           <w:sz w:val="21"/>
           <w:szCs w:val="21"/>
         </w:rPr>
@@ -560,24 +542,20 @@
     </w:p>
     <w:p>
       <w:pPr>
-        <w:spacing w:after="20" w:before="0"/>
-        <w:ind w:left="270"/>
-      </w:pPr>
-      <w:r>
-        <w:rPr>
-          <w:rFonts w:ascii="Times New Roman" w:cs="Times New Roman" w:eastAsia="Times New Roman" w:hAnsi="Times New Roman"/>
-          <w:b w:val="false"/>
-          <w:bCs w:val="false"/>
-          <w:sz w:val="21"/>
-          <w:szCs w:val="21"/>
-        </w:rPr>
-        <w:t xml:space="preserve">- </w:t>
-      </w:r>
-      <w:r>
-        <w:rPr>
-          <w:rFonts w:ascii="Times New Roman" w:cs="Times New Roman" w:eastAsia="Times New Roman" w:hAnsi="Times New Roman"/>
-          <w:b w:val="false"/>
-          <w:bCs w:val="false"/>
+        <w:spacing w:after="20"/>
+        <w:ind w:left="270" w:hanging="180"/>
+      </w:pPr>
+      <w:r>
+        <w:rPr>
+          <w:rFonts w:ascii="Times New Roman" w:cs="Times New Roman" w:eastAsia="Times New Roman" w:hAnsi="Times New Roman"/>
+          <w:sz w:val="21"/>
+          <w:szCs w:val="21"/>
+        </w:rPr>
+        <w:t xml:space="preserve">- </w:t>
+      </w:r>
+      <w:r>
+        <w:rPr>
+          <w:rFonts w:ascii="Times New Roman" w:cs="Times New Roman" w:eastAsia="Times New Roman" w:hAnsi="Times New Roman"/>
           <w:sz w:val="21"/>
           <w:szCs w:val="21"/>
         </w:rPr>
@@ -586,24 +564,20 @@
     </w:p>
     <w:p>
       <w:pPr>
-        <w:spacing w:after="20" w:before="0"/>
-        <w:ind w:left="270"/>
-      </w:pPr>
-      <w:r>
-        <w:rPr>
-          <w:rFonts w:ascii="Times New Roman" w:cs="Times New Roman" w:eastAsia="Times New Roman" w:hAnsi="Times New Roman"/>
-          <w:b w:val="false"/>
-          <w:bCs w:val="false"/>
-          <w:sz w:val="21"/>
-          <w:szCs w:val="21"/>
-        </w:rPr>
-        <w:t xml:space="preserve">- </w:t>
-      </w:r>
-      <w:r>
-        <w:rPr>
-          <w:rFonts w:ascii="Times New Roman" w:cs="Times New Roman" w:eastAsia="Times New Roman" w:hAnsi="Times New Roman"/>
-          <w:b w:val="false"/>
-          <w:bCs w:val="false"/>
+        <w:spacing w:after="20"/>
+        <w:ind w:left="270" w:hanging="180"/>
+      </w:pPr>
+      <w:r>
+        <w:rPr>
+          <w:rFonts w:ascii="Times New Roman" w:cs="Times New Roman" w:eastAsia="Times New Roman" w:hAnsi="Times New Roman"/>
+          <w:sz w:val="21"/>
+          <w:szCs w:val="21"/>
+        </w:rPr>
+        <w:t xml:space="preserve">- </w:t>
+      </w:r>
+      <w:r>
+        <w:rPr>
+          <w:rFonts w:ascii="Times New Roman" w:cs="Times New Roman" w:eastAsia="Times New Roman" w:hAnsi="Times New Roman"/>
           <w:sz w:val="21"/>
           <w:szCs w:val="21"/>
         </w:rPr>
@@ -612,6 +586,9 @@
     </w:p>
     <w:p>
       <w:pPr>
+        <w:pBdr>
+          <w:bottom w:val="none"/>
+        </w:pBdr>
         <w:spacing w:after="60" w:before="180"/>
       </w:pPr>
       <w:r>
@@ -619,6 +596,7 @@
           <w:rFonts w:ascii="Times New Roman" w:cs="Times New Roman" w:eastAsia="Times New Roman" w:hAnsi="Times New Roman"/>
           <w:b/>
           <w:bCs/>
+          <w:caps/>
           <w:sz w:val="21"/>
           <w:szCs w:val="21"/>
           <w:u w:val="single"/>
@@ -631,7 +609,7 @@
         <w:tabs>
           <w:tab w:val="right" w:pos="9026"/>
         </w:tabs>
-        <w:spacing w:after="0" w:before="0"/>
+        <w:spacing w:after="0"/>
       </w:pPr>
       <w:r>
         <w:rPr>
@@ -646,8 +624,6 @@
       <w:r>
         <w:rPr>
           <w:rFonts w:ascii="Times New Roman" w:cs="Times New Roman" w:eastAsia="Times New Roman" w:hAnsi="Times New Roman"/>
-          <w:b w:val="false"/>
-          <w:bCs w:val="false"/>
           <w:sz w:val="21"/>
           <w:szCs w:val="21"/>
         </w:rPr>
@@ -656,13 +632,11 @@
     </w:p>
     <w:p>
       <w:pPr>
-        <w:spacing w:after="40" w:before="0"/>
-      </w:pPr>
-      <w:r>
-        <w:rPr>
-          <w:rFonts w:ascii="Times New Roman" w:cs="Times New Roman" w:eastAsia="Times New Roman" w:hAnsi="Times New Roman"/>
-          <w:b w:val="false"/>
-          <w:bCs w:val="false"/>
+        <w:spacing w:after="40"/>
+      </w:pPr>
+      <w:r>
+        <w:rPr>
+          <w:rFonts w:ascii="Times New Roman" w:cs="Times New Roman" w:eastAsia="Times New Roman" w:hAnsi="Times New Roman"/>
           <w:sz w:val="21"/>
           <w:szCs w:val="21"/>
         </w:rPr>
@@ -671,24 +645,20 @@
     </w:p>
     <w:p>
       <w:pPr>
-        <w:spacing w:after="20" w:before="0"/>
-        <w:ind w:left="270"/>
-      </w:pPr>
-      <w:r>
-        <w:rPr>
-          <w:rFonts w:ascii="Times New Roman" w:cs="Times New Roman" w:eastAsia="Times New Roman" w:hAnsi="Times New Roman"/>
-          <w:b w:val="false"/>
-          <w:bCs w:val="false"/>
-          <w:sz w:val="21"/>
-          <w:szCs w:val="21"/>
-        </w:rPr>
-        <w:t xml:space="preserve">- </w:t>
-      </w:r>
-      <w:r>
-        <w:rPr>
-          <w:rFonts w:ascii="Times New Roman" w:cs="Times New Roman" w:eastAsia="Times New Roman" w:hAnsi="Times New Roman"/>
-          <w:b w:val="false"/>
-          <w:bCs w:val="false"/>
+        <w:spacing w:after="20"/>
+        <w:ind w:left="270" w:hanging="180"/>
+      </w:pPr>
+      <w:r>
+        <w:rPr>
+          <w:rFonts w:ascii="Times New Roman" w:cs="Times New Roman" w:eastAsia="Times New Roman" w:hAnsi="Times New Roman"/>
+          <w:sz w:val="21"/>
+          <w:szCs w:val="21"/>
+        </w:rPr>
+        <w:t xml:space="preserve">- </w:t>
+      </w:r>
+      <w:r>
+        <w:rPr>
+          <w:rFonts w:ascii="Times New Roman" w:cs="Times New Roman" w:eastAsia="Times New Roman" w:hAnsi="Times New Roman"/>
           <w:sz w:val="21"/>
           <w:szCs w:val="21"/>
         </w:rPr>
@@ -697,24 +667,20 @@
     </w:p>
     <w:p>
       <w:pPr>
-        <w:spacing w:after="20" w:before="0"/>
-        <w:ind w:left="270"/>
-      </w:pPr>
-      <w:r>
-        <w:rPr>
-          <w:rFonts w:ascii="Times New Roman" w:cs="Times New Roman" w:eastAsia="Times New Roman" w:hAnsi="Times New Roman"/>
-          <w:b w:val="false"/>
-          <w:bCs w:val="false"/>
-          <w:sz w:val="21"/>
-          <w:szCs w:val="21"/>
-        </w:rPr>
-        <w:t xml:space="preserve">- </w:t>
-      </w:r>
-      <w:r>
-        <w:rPr>
-          <w:rFonts w:ascii="Times New Roman" w:cs="Times New Roman" w:eastAsia="Times New Roman" w:hAnsi="Times New Roman"/>
-          <w:b w:val="false"/>
-          <w:bCs w:val="false"/>
+        <w:spacing w:after="20"/>
+        <w:ind w:left="270" w:hanging="180"/>
+      </w:pPr>
+      <w:r>
+        <w:rPr>
+          <w:rFonts w:ascii="Times New Roman" w:cs="Times New Roman" w:eastAsia="Times New Roman" w:hAnsi="Times New Roman"/>
+          <w:sz w:val="21"/>
+          <w:szCs w:val="21"/>
+        </w:rPr>
+        <w:t xml:space="preserve">- </w:t>
+      </w:r>
+      <w:r>
+        <w:rPr>
+          <w:rFonts w:ascii="Times New Roman" w:cs="Times New Roman" w:eastAsia="Times New Roman" w:hAnsi="Times New Roman"/>
           <w:sz w:val="21"/>
           <w:szCs w:val="21"/>
         </w:rPr>
@@ -726,7 +692,7 @@
         <w:tabs>
           <w:tab w:val="right" w:pos="9026"/>
         </w:tabs>
-        <w:spacing w:after="0" w:before="0"/>
+        <w:spacing w:after="0"/>
       </w:pPr>
       <w:r>
         <w:rPr>
@@ -741,8 +707,6 @@
       <w:r>
         <w:rPr>
           <w:rFonts w:ascii="Times New Roman" w:cs="Times New Roman" w:eastAsia="Times New Roman" w:hAnsi="Times New Roman"/>
-          <w:b w:val="false"/>
-          <w:bCs w:val="false"/>
           <w:sz w:val="21"/>
           <w:szCs w:val="21"/>
         </w:rPr>
@@ -751,13 +715,11 @@
     </w:p>
     <w:p>
       <w:pPr>
-        <w:spacing w:after="40" w:before="0"/>
-      </w:pPr>
-      <w:r>
-        <w:rPr>
-          <w:rFonts w:ascii="Times New Roman" w:cs="Times New Roman" w:eastAsia="Times New Roman" w:hAnsi="Times New Roman"/>
-          <w:b w:val="false"/>
-          <w:bCs w:val="false"/>
+        <w:spacing w:after="40"/>
+      </w:pPr>
+      <w:r>
+        <w:rPr>
+          <w:rFonts w:ascii="Times New Roman" w:cs="Times New Roman" w:eastAsia="Times New Roman" w:hAnsi="Times New Roman"/>
           <w:sz w:val="21"/>
           <w:szCs w:val="21"/>
         </w:rPr>
@@ -766,24 +728,20 @@
     </w:p>
     <w:p>
       <w:pPr>
-        <w:spacing w:after="20" w:before="0"/>
-        <w:ind w:left="270"/>
-      </w:pPr>
-      <w:r>
-        <w:rPr>
-          <w:rFonts w:ascii="Times New Roman" w:cs="Times New Roman" w:eastAsia="Times New Roman" w:hAnsi="Times New Roman"/>
-          <w:b w:val="false"/>
-          <w:bCs w:val="false"/>
-          <w:sz w:val="21"/>
-          <w:szCs w:val="21"/>
-        </w:rPr>
-        <w:t xml:space="preserve">- </w:t>
-      </w:r>
-      <w:r>
-        <w:rPr>
-          <w:rFonts w:ascii="Times New Roman" w:cs="Times New Roman" w:eastAsia="Times New Roman" w:hAnsi="Times New Roman"/>
-          <w:b w:val="false"/>
-          <w:bCs w:val="false"/>
+        <w:spacing w:after="20"/>
+        <w:ind w:left="270" w:hanging="180"/>
+      </w:pPr>
+      <w:r>
+        <w:rPr>
+          <w:rFonts w:ascii="Times New Roman" w:cs="Times New Roman" w:eastAsia="Times New Roman" w:hAnsi="Times New Roman"/>
+          <w:sz w:val="21"/>
+          <w:szCs w:val="21"/>
+        </w:rPr>
+        <w:t xml:space="preserve">- </w:t>
+      </w:r>
+      <w:r>
+        <w:rPr>
+          <w:rFonts w:ascii="Times New Roman" w:cs="Times New Roman" w:eastAsia="Times New Roman" w:hAnsi="Times New Roman"/>
           <w:sz w:val="21"/>
           <w:szCs w:val="21"/>
         </w:rPr>
@@ -792,6 +750,9 @@
     </w:p>
     <w:p>
       <w:pPr>
+        <w:pBdr>
+          <w:bottom w:val="none"/>
+        </w:pBdr>
         <w:spacing w:after="60" w:before="180"/>
       </w:pPr>
       <w:r>
@@ -799,6 +760,7 @@
           <w:rFonts w:ascii="Times New Roman" w:cs="Times New Roman" w:eastAsia="Times New Roman" w:hAnsi="Times New Roman"/>
           <w:b/>
           <w:bCs/>
+          <w:caps/>
           <w:sz w:val="21"/>
           <w:szCs w:val="21"/>
           <w:u w:val="single"/>
@@ -808,24 +770,20 @@
     </w:p>
     <w:p>
       <w:pPr>
-        <w:spacing w:after="20" w:before="0"/>
-        <w:ind w:left="270"/>
-      </w:pPr>
-      <w:r>
-        <w:rPr>
-          <w:rFonts w:ascii="Times New Roman" w:cs="Times New Roman" w:eastAsia="Times New Roman" w:hAnsi="Times New Roman"/>
-          <w:b w:val="false"/>
-          <w:bCs w:val="false"/>
-          <w:sz w:val="21"/>
-          <w:szCs w:val="21"/>
-        </w:rPr>
-        <w:t xml:space="preserve">- </w:t>
-      </w:r>
-      <w:r>
-        <w:rPr>
-          <w:rFonts w:ascii="Times New Roman" w:cs="Times New Roman" w:eastAsia="Times New Roman" w:hAnsi="Times New Roman"/>
-          <w:b w:val="false"/>
-          <w:bCs w:val="false"/>
+        <w:spacing w:after="20"/>
+        <w:ind w:left="270" w:hanging="180"/>
+      </w:pPr>
+      <w:r>
+        <w:rPr>
+          <w:rFonts w:ascii="Times New Roman" w:cs="Times New Roman" w:eastAsia="Times New Roman" w:hAnsi="Times New Roman"/>
+          <w:sz w:val="21"/>
+          <w:szCs w:val="21"/>
+        </w:rPr>
+        <w:t xml:space="preserve">- </w:t>
+      </w:r>
+      <w:r>
+        <w:rPr>
+          <w:rFonts w:ascii="Times New Roman" w:cs="Times New Roman" w:eastAsia="Times New Roman" w:hAnsi="Times New Roman"/>
           <w:sz w:val="21"/>
           <w:szCs w:val="21"/>
         </w:rPr>
@@ -834,24 +792,20 @@
     </w:p>
     <w:p>
       <w:pPr>
-        <w:spacing w:after="20" w:before="0"/>
-        <w:ind w:left="270"/>
-      </w:pPr>
-      <w:r>
-        <w:rPr>
-          <w:rFonts w:ascii="Times New Roman" w:cs="Times New Roman" w:eastAsia="Times New Roman" w:hAnsi="Times New Roman"/>
-          <w:b w:val="false"/>
-          <w:bCs w:val="false"/>
-          <w:sz w:val="21"/>
-          <w:szCs w:val="21"/>
-        </w:rPr>
-        <w:t xml:space="preserve">- </w:t>
-      </w:r>
-      <w:r>
-        <w:rPr>
-          <w:rFonts w:ascii="Times New Roman" w:cs="Times New Roman" w:eastAsia="Times New Roman" w:hAnsi="Times New Roman"/>
-          <w:b w:val="false"/>
-          <w:bCs w:val="false"/>
+        <w:spacing w:after="20"/>
+        <w:ind w:left="270" w:hanging="180"/>
+      </w:pPr>
+      <w:r>
+        <w:rPr>
+          <w:rFonts w:ascii="Times New Roman" w:cs="Times New Roman" w:eastAsia="Times New Roman" w:hAnsi="Times New Roman"/>
+          <w:sz w:val="21"/>
+          <w:szCs w:val="21"/>
+        </w:rPr>
+        <w:t xml:space="preserve">- </w:t>
+      </w:r>
+      <w:r>
+        <w:rPr>
+          <w:rFonts w:ascii="Times New Roman" w:cs="Times New Roman" w:eastAsia="Times New Roman" w:hAnsi="Times New Roman"/>
           <w:sz w:val="21"/>
           <w:szCs w:val="21"/>
         </w:rPr>
@@ -860,24 +814,20 @@
     </w:p>
     <w:p>
       <w:pPr>
-        <w:spacing w:after="20" w:before="0"/>
-        <w:ind w:left="270"/>
-      </w:pPr>
-      <w:r>
-        <w:rPr>
-          <w:rFonts w:ascii="Times New Roman" w:cs="Times New Roman" w:eastAsia="Times New Roman" w:hAnsi="Times New Roman"/>
-          <w:b w:val="false"/>
-          <w:bCs w:val="false"/>
-          <w:sz w:val="21"/>
-          <w:szCs w:val="21"/>
-        </w:rPr>
-        <w:t xml:space="preserve">- </w:t>
-      </w:r>
-      <w:r>
-        <w:rPr>
-          <w:rFonts w:ascii="Times New Roman" w:cs="Times New Roman" w:eastAsia="Times New Roman" w:hAnsi="Times New Roman"/>
-          <w:b w:val="false"/>
-          <w:bCs w:val="false"/>
+        <w:spacing w:after="20"/>
+        <w:ind w:left="270" w:hanging="180"/>
+      </w:pPr>
+      <w:r>
+        <w:rPr>
+          <w:rFonts w:ascii="Times New Roman" w:cs="Times New Roman" w:eastAsia="Times New Roman" w:hAnsi="Times New Roman"/>
+          <w:sz w:val="21"/>
+          <w:szCs w:val="21"/>
+        </w:rPr>
+        <w:t xml:space="preserve">- </w:t>
+      </w:r>
+      <w:r>
+        <w:rPr>
+          <w:rFonts w:ascii="Times New Roman" w:cs="Times New Roman" w:eastAsia="Times New Roman" w:hAnsi="Times New Roman"/>
           <w:sz w:val="21"/>
           <w:szCs w:val="21"/>
         </w:rPr>

--- a/resumes/development.docx
+++ b/resumes/development.docx
@@ -351,7 +351,7 @@
           <w:sz w:val="21"/>
           <w:szCs w:val="21"/>
         </w:rPr>
-        <w:t xml:space="preserve">Built an automated image-processing pipeline for camera files at the systems level — scanning an input folder, parsing MacOS "locked" metadata, duplicating matching files, stripping the metadata, and moving copies into a target folder.</w:t>
+        <w:t xml:space="preserve">Built an automated image-processing pipeline for camera files at the systems/file-system level — scanning an input folder, parsing and rewriting MacOS "locked" metadata, duplicating matching files, and moving copies into a target folder.</w:t>
       </w:r>
     </w:p>
     <w:p>
